--- a/docs/handouts/Oct13_session2_handouts.docx
+++ b/docs/handouts/Oct13_session2_handouts.docx
@@ -100,7 +100,6 @@
           <w:trHeight w:val="360" w:hRule="auto"/>
           <w:tblHeader/>
         </w:trPr>
-        header1
         <w:tc>
           <w:tcPr>
             <w:tcBorders>
@@ -120,6 +119,7 @@
           </w:tcPr>
           <w:p>
             <w:pPr>
+              <w:pStyle w:val="Normal"/>
               <w:jc w:val="left"/>
               <w:pBdr>
                 <w:bottom w:val="none" w:sz="0" w:space="0" w:color="000000"/>
@@ -174,6 +174,7 @@
           </w:tcPr>
           <w:p>
             <w:pPr>
+              <w:pStyle w:val="Normal"/>
               <w:jc w:val="left"/>
               <w:pBdr>
                 <w:bottom w:val="none" w:sz="0" w:space="0" w:color="000000"/>
@@ -228,6 +229,7 @@
           </w:tcPr>
           <w:p>
             <w:pPr>
+              <w:pStyle w:val="Normal"/>
               <w:jc w:val="left"/>
               <w:pBdr>
                 <w:bottom w:val="none" w:sz="0" w:space="0" w:color="000000"/>
@@ -282,6 +284,7 @@
           </w:tcPr>
           <w:p>
             <w:pPr>
+              <w:pStyle w:val="Normal"/>
               <w:jc w:val="left"/>
               <w:pBdr>
                 <w:bottom w:val="none" w:sz="0" w:space="0" w:color="000000"/>
@@ -322,7 +325,6 @@
         <w:trPr>
           <w:trHeight w:val="360" w:hRule="auto"/>
         </w:trPr>
-        body1
         <w:tc>
           <w:tcPr>
             <w:tcBorders>
@@ -342,6 +344,7 @@
           </w:tcPr>
           <w:p>
             <w:pPr>
+              <w:pStyle w:val="Normal"/>
               <w:jc w:val="left"/>
               <w:pBdr>
                 <w:bottom w:val="none" w:sz="0" w:space="0" w:color="000000"/>
@@ -396,6 +399,7 @@
           </w:tcPr>
           <w:p>
             <w:pPr>
+              <w:pStyle w:val="Normal"/>
               <w:jc w:val="left"/>
               <w:pBdr>
                 <w:bottom w:val="none" w:sz="0" w:space="0" w:color="000000"/>
@@ -450,6 +454,7 @@
           </w:tcPr>
           <w:p>
             <w:pPr>
+              <w:pStyle w:val="Normal"/>
               <w:jc w:val="left"/>
               <w:pBdr>
                 <w:bottom w:val="none" w:sz="0" w:space="0" w:color="000000"/>
@@ -504,6 +509,7 @@
           </w:tcPr>
           <w:p>
             <w:pPr>
+              <w:pStyle w:val="Normal"/>
               <w:jc w:val="left"/>
               <w:pBdr>
                 <w:bottom w:val="none" w:sz="0" w:space="0" w:color="000000"/>
@@ -544,7 +550,6 @@
         <w:trPr>
           <w:trHeight w:val="360" w:hRule="auto"/>
         </w:trPr>
-        body2
         <w:tc>
           <w:tcPr>
             <w:tcBorders>
@@ -564,6 +569,7 @@
           </w:tcPr>
           <w:p>
             <w:pPr>
+              <w:pStyle w:val="Normal"/>
               <w:jc w:val="left"/>
               <w:pBdr>
                 <w:bottom w:val="none" w:sz="0" w:space="0" w:color="000000"/>
@@ -618,6 +624,7 @@
           </w:tcPr>
           <w:p>
             <w:pPr>
+              <w:pStyle w:val="Normal"/>
               <w:jc w:val="left"/>
               <w:pBdr>
                 <w:bottom w:val="none" w:sz="0" w:space="0" w:color="000000"/>
@@ -672,6 +679,7 @@
           </w:tcPr>
           <w:p>
             <w:pPr>
+              <w:pStyle w:val="Normal"/>
               <w:jc w:val="left"/>
               <w:pBdr>
                 <w:bottom w:val="none" w:sz="0" w:space="0" w:color="000000"/>
@@ -726,6 +734,7 @@
           </w:tcPr>
           <w:p>
             <w:pPr>
+              <w:pStyle w:val="Normal"/>
               <w:jc w:val="left"/>
               <w:pBdr>
                 <w:bottom w:val="none" w:sz="0" w:space="0" w:color="000000"/>
@@ -766,7 +775,6 @@
         <w:trPr>
           <w:trHeight w:val="360" w:hRule="auto"/>
         </w:trPr>
-        body3
         <w:tc>
           <w:tcPr>
             <w:tcBorders>
@@ -786,6 +794,7 @@
           </w:tcPr>
           <w:p>
             <w:pPr>
+              <w:pStyle w:val="Normal"/>
               <w:jc w:val="left"/>
               <w:pBdr>
                 <w:bottom w:val="none" w:sz="0" w:space="0" w:color="000000"/>
@@ -840,6 +849,7 @@
           </w:tcPr>
           <w:p>
             <w:pPr>
+              <w:pStyle w:val="Normal"/>
               <w:jc w:val="left"/>
               <w:pBdr>
                 <w:bottom w:val="none" w:sz="0" w:space="0" w:color="000000"/>
@@ -894,6 +904,7 @@
           </w:tcPr>
           <w:p>
             <w:pPr>
+              <w:pStyle w:val="Normal"/>
               <w:jc w:val="left"/>
               <w:pBdr>
                 <w:bottom w:val="none" w:sz="0" w:space="0" w:color="000000"/>
@@ -948,6 +959,7 @@
           </w:tcPr>
           <w:p>
             <w:pPr>
+              <w:pStyle w:val="Normal"/>
               <w:jc w:val="left"/>
               <w:pBdr>
                 <w:bottom w:val="none" w:sz="0" w:space="0" w:color="000000"/>
@@ -988,7 +1000,6 @@
         <w:trPr>
           <w:trHeight w:val="360" w:hRule="auto"/>
         </w:trPr>
-        body4
         <w:tc>
           <w:tcPr>
             <w:tcBorders>
@@ -1008,6 +1019,7 @@
           </w:tcPr>
           <w:p>
             <w:pPr>
+              <w:pStyle w:val="Normal"/>
               <w:jc w:val="left"/>
               <w:pBdr>
                 <w:bottom w:val="none" w:sz="0" w:space="0" w:color="000000"/>
@@ -1062,6 +1074,7 @@
           </w:tcPr>
           <w:p>
             <w:pPr>
+              <w:pStyle w:val="Normal"/>
               <w:jc w:val="left"/>
               <w:pBdr>
                 <w:bottom w:val="none" w:sz="0" w:space="0" w:color="000000"/>
@@ -1116,6 +1129,7 @@
           </w:tcPr>
           <w:p>
             <w:pPr>
+              <w:pStyle w:val="Normal"/>
               <w:jc w:val="left"/>
               <w:pBdr>
                 <w:bottom w:val="none" w:sz="0" w:space="0" w:color="000000"/>
@@ -1170,6 +1184,7 @@
           </w:tcPr>
           <w:p>
             <w:pPr>
+              <w:pStyle w:val="Normal"/>
               <w:jc w:val="left"/>
               <w:pBdr>
                 <w:bottom w:val="none" w:sz="0" w:space="0" w:color="000000"/>
@@ -1210,7 +1225,6 @@
         <w:trPr>
           <w:trHeight w:val="360" w:hRule="auto"/>
         </w:trPr>
-        body5
         <w:tc>
           <w:tcPr>
             <w:tcBorders>
@@ -1230,6 +1244,7 @@
           </w:tcPr>
           <w:p>
             <w:pPr>
+              <w:pStyle w:val="Normal"/>
               <w:jc w:val="left"/>
               <w:pBdr>
                 <w:bottom w:val="none" w:sz="0" w:space="0" w:color="000000"/>
@@ -1284,6 +1299,7 @@
           </w:tcPr>
           <w:p>
             <w:pPr>
+              <w:pStyle w:val="Normal"/>
               <w:jc w:val="left"/>
               <w:pBdr>
                 <w:bottom w:val="none" w:sz="0" w:space="0" w:color="000000"/>
@@ -1338,6 +1354,7 @@
           </w:tcPr>
           <w:p>
             <w:pPr>
+              <w:pStyle w:val="Normal"/>
               <w:jc w:val="left"/>
               <w:pBdr>
                 <w:bottom w:val="none" w:sz="0" w:space="0" w:color="000000"/>
@@ -1392,6 +1409,7 @@
           </w:tcPr>
           <w:p>
             <w:pPr>
+              <w:pStyle w:val="Normal"/>
               <w:jc w:val="left"/>
               <w:pBdr>
                 <w:bottom w:val="none" w:sz="0" w:space="0" w:color="000000"/>
@@ -1432,7 +1450,6 @@
         <w:trPr>
           <w:trHeight w:val="360" w:hRule="auto"/>
         </w:trPr>
-        body6
         <w:tc>
           <w:tcPr>
             <w:tcBorders>
@@ -1452,6 +1469,7 @@
           </w:tcPr>
           <w:p>
             <w:pPr>
+              <w:pStyle w:val="Normal"/>
               <w:jc w:val="left"/>
               <w:pBdr>
                 <w:bottom w:val="none" w:sz="0" w:space="0" w:color="000000"/>
@@ -1506,6 +1524,7 @@
           </w:tcPr>
           <w:p>
             <w:pPr>
+              <w:pStyle w:val="Normal"/>
               <w:jc w:val="left"/>
               <w:pBdr>
                 <w:bottom w:val="none" w:sz="0" w:space="0" w:color="000000"/>
@@ -1560,6 +1579,7 @@
           </w:tcPr>
           <w:p>
             <w:pPr>
+              <w:pStyle w:val="Normal"/>
               <w:jc w:val="left"/>
               <w:pBdr>
                 <w:bottom w:val="none" w:sz="0" w:space="0" w:color="000000"/>
@@ -1614,6 +1634,7 @@
           </w:tcPr>
           <w:p>
             <w:pPr>
+              <w:pStyle w:val="Normal"/>
               <w:jc w:val="left"/>
               <w:pBdr>
                 <w:bottom w:val="none" w:sz="0" w:space="0" w:color="000000"/>
@@ -1729,7 +1750,7 @@
           <w:szCs w:val="22"/>
           <w:color w:val="000000"/>
         </w:rPr>
-        <w:t xml:space="preserve">The jump (below minus above):  ________ AED.   Write it on the flipchart when the trainer asks.</w:t>
+        <w:t xml:space="preserve">The jump (below minus above):  ________ AED.   Write the jump on the flipchart when the trainer asks.</w:t>
       </w:r>
     </w:p>
     <w:p>
@@ -1756,7 +1777,7 @@
           <w:szCs w:val="22"/>
           <w:color w:val="000000"/>
         </w:rPr>
-        <w:t xml:space="preserve">Your neighbours had different businesses. Why do the jumps differ, and what would you need to trust one number?</w:t>
+        <w:t xml:space="preserve">The pair next to you had a card with different businesses, and found a different jump. Why are the jumps different? What would you need before you trusted one jump as the effect of the programme?</w:t>
       </w:r>
     </w:p>
     <w:p>
@@ -1917,7 +1938,6 @@
           <w:trHeight w:val="360" w:hRule="auto"/>
           <w:tblHeader/>
         </w:trPr>
-        header1
         <w:tc>
           <w:tcPr>
             <w:tcBorders>
@@ -1937,6 +1957,7 @@
           </w:tcPr>
           <w:p>
             <w:pPr>
+              <w:pStyle w:val="Normal"/>
               <w:jc w:val="left"/>
               <w:pBdr>
                 <w:bottom w:val="none" w:sz="0" w:space="0" w:color="000000"/>
@@ -1991,6 +2012,7 @@
           </w:tcPr>
           <w:p>
             <w:pPr>
+              <w:pStyle w:val="Normal"/>
               <w:jc w:val="left"/>
               <w:pBdr>
                 <w:bottom w:val="none" w:sz="0" w:space="0" w:color="000000"/>
@@ -2045,6 +2067,7 @@
           </w:tcPr>
           <w:p>
             <w:pPr>
+              <w:pStyle w:val="Normal"/>
               <w:jc w:val="left"/>
               <w:pBdr>
                 <w:bottom w:val="none" w:sz="0" w:space="0" w:color="000000"/>
@@ -2099,6 +2122,7 @@
           </w:tcPr>
           <w:p>
             <w:pPr>
+              <w:pStyle w:val="Normal"/>
               <w:jc w:val="left"/>
               <w:pBdr>
                 <w:bottom w:val="none" w:sz="0" w:space="0" w:color="000000"/>
@@ -2139,7 +2163,6 @@
         <w:trPr>
           <w:trHeight w:val="360" w:hRule="auto"/>
         </w:trPr>
-        body1
         <w:tc>
           <w:tcPr>
             <w:tcBorders>
@@ -2159,6 +2182,7 @@
           </w:tcPr>
           <w:p>
             <w:pPr>
+              <w:pStyle w:val="Normal"/>
               <w:jc w:val="left"/>
               <w:pBdr>
                 <w:bottom w:val="none" w:sz="0" w:space="0" w:color="000000"/>
@@ -2213,6 +2237,7 @@
           </w:tcPr>
           <w:p>
             <w:pPr>
+              <w:pStyle w:val="Normal"/>
               <w:jc w:val="left"/>
               <w:pBdr>
                 <w:bottom w:val="none" w:sz="0" w:space="0" w:color="000000"/>
@@ -2267,6 +2292,7 @@
           </w:tcPr>
           <w:p>
             <w:pPr>
+              <w:pStyle w:val="Normal"/>
               <w:jc w:val="left"/>
               <w:pBdr>
                 <w:bottom w:val="none" w:sz="0" w:space="0" w:color="000000"/>
@@ -2321,6 +2347,7 @@
           </w:tcPr>
           <w:p>
             <w:pPr>
+              <w:pStyle w:val="Normal"/>
               <w:jc w:val="left"/>
               <w:pBdr>
                 <w:bottom w:val="none" w:sz="0" w:space="0" w:color="000000"/>
@@ -2361,7 +2388,6 @@
         <w:trPr>
           <w:trHeight w:val="360" w:hRule="auto"/>
         </w:trPr>
-        body2
         <w:tc>
           <w:tcPr>
             <w:tcBorders>
@@ -2381,6 +2407,7 @@
           </w:tcPr>
           <w:p>
             <w:pPr>
+              <w:pStyle w:val="Normal"/>
               <w:jc w:val="left"/>
               <w:pBdr>
                 <w:bottom w:val="none" w:sz="0" w:space="0" w:color="000000"/>
@@ -2435,6 +2462,7 @@
           </w:tcPr>
           <w:p>
             <w:pPr>
+              <w:pStyle w:val="Normal"/>
               <w:jc w:val="left"/>
               <w:pBdr>
                 <w:bottom w:val="none" w:sz="0" w:space="0" w:color="000000"/>
@@ -2489,6 +2517,7 @@
           </w:tcPr>
           <w:p>
             <w:pPr>
+              <w:pStyle w:val="Normal"/>
               <w:jc w:val="left"/>
               <w:pBdr>
                 <w:bottom w:val="none" w:sz="0" w:space="0" w:color="000000"/>
@@ -2543,6 +2572,7 @@
           </w:tcPr>
           <w:p>
             <w:pPr>
+              <w:pStyle w:val="Normal"/>
               <w:jc w:val="left"/>
               <w:pBdr>
                 <w:bottom w:val="none" w:sz="0" w:space="0" w:color="000000"/>
@@ -2583,7 +2613,6 @@
         <w:trPr>
           <w:trHeight w:val="360" w:hRule="auto"/>
         </w:trPr>
-        body3
         <w:tc>
           <w:tcPr>
             <w:tcBorders>
@@ -2603,6 +2632,7 @@
           </w:tcPr>
           <w:p>
             <w:pPr>
+              <w:pStyle w:val="Normal"/>
               <w:jc w:val="left"/>
               <w:pBdr>
                 <w:bottom w:val="none" w:sz="0" w:space="0" w:color="000000"/>
@@ -2657,6 +2687,7 @@
           </w:tcPr>
           <w:p>
             <w:pPr>
+              <w:pStyle w:val="Normal"/>
               <w:jc w:val="left"/>
               <w:pBdr>
                 <w:bottom w:val="none" w:sz="0" w:space="0" w:color="000000"/>
@@ -2711,6 +2742,7 @@
           </w:tcPr>
           <w:p>
             <w:pPr>
+              <w:pStyle w:val="Normal"/>
               <w:jc w:val="left"/>
               <w:pBdr>
                 <w:bottom w:val="none" w:sz="0" w:space="0" w:color="000000"/>
@@ -2765,6 +2797,7 @@
           </w:tcPr>
           <w:p>
             <w:pPr>
+              <w:pStyle w:val="Normal"/>
               <w:jc w:val="left"/>
               <w:pBdr>
                 <w:bottom w:val="none" w:sz="0" w:space="0" w:color="000000"/>
@@ -2805,7 +2838,6 @@
         <w:trPr>
           <w:trHeight w:val="360" w:hRule="auto"/>
         </w:trPr>
-        body4
         <w:tc>
           <w:tcPr>
             <w:tcBorders>
@@ -2825,6 +2857,7 @@
           </w:tcPr>
           <w:p>
             <w:pPr>
+              <w:pStyle w:val="Normal"/>
               <w:jc w:val="left"/>
               <w:pBdr>
                 <w:bottom w:val="none" w:sz="0" w:space="0" w:color="000000"/>
@@ -2879,6 +2912,7 @@
           </w:tcPr>
           <w:p>
             <w:pPr>
+              <w:pStyle w:val="Normal"/>
               <w:jc w:val="left"/>
               <w:pBdr>
                 <w:bottom w:val="none" w:sz="0" w:space="0" w:color="000000"/>
@@ -2933,6 +2967,7 @@
           </w:tcPr>
           <w:p>
             <w:pPr>
+              <w:pStyle w:val="Normal"/>
               <w:jc w:val="left"/>
               <w:pBdr>
                 <w:bottom w:val="none" w:sz="0" w:space="0" w:color="000000"/>
@@ -2987,6 +3022,7 @@
           </w:tcPr>
           <w:p>
             <w:pPr>
+              <w:pStyle w:val="Normal"/>
               <w:jc w:val="left"/>
               <w:pBdr>
                 <w:bottom w:val="none" w:sz="0" w:space="0" w:color="000000"/>
@@ -3027,7 +3063,6 @@
         <w:trPr>
           <w:trHeight w:val="360" w:hRule="auto"/>
         </w:trPr>
-        body5
         <w:tc>
           <w:tcPr>
             <w:tcBorders>
@@ -3047,6 +3082,7 @@
           </w:tcPr>
           <w:p>
             <w:pPr>
+              <w:pStyle w:val="Normal"/>
               <w:jc w:val="left"/>
               <w:pBdr>
                 <w:bottom w:val="none" w:sz="0" w:space="0" w:color="000000"/>
@@ -3101,6 +3137,7 @@
           </w:tcPr>
           <w:p>
             <w:pPr>
+              <w:pStyle w:val="Normal"/>
               <w:jc w:val="left"/>
               <w:pBdr>
                 <w:bottom w:val="none" w:sz="0" w:space="0" w:color="000000"/>
@@ -3155,6 +3192,7 @@
           </w:tcPr>
           <w:p>
             <w:pPr>
+              <w:pStyle w:val="Normal"/>
               <w:jc w:val="left"/>
               <w:pBdr>
                 <w:bottom w:val="none" w:sz="0" w:space="0" w:color="000000"/>
@@ -3209,6 +3247,7 @@
           </w:tcPr>
           <w:p>
             <w:pPr>
+              <w:pStyle w:val="Normal"/>
               <w:jc w:val="left"/>
               <w:pBdr>
                 <w:bottom w:val="none" w:sz="0" w:space="0" w:color="000000"/>
@@ -3249,7 +3288,6 @@
         <w:trPr>
           <w:trHeight w:val="360" w:hRule="auto"/>
         </w:trPr>
-        body6
         <w:tc>
           <w:tcPr>
             <w:tcBorders>
@@ -3269,6 +3307,7 @@
           </w:tcPr>
           <w:p>
             <w:pPr>
+              <w:pStyle w:val="Normal"/>
               <w:jc w:val="left"/>
               <w:pBdr>
                 <w:bottom w:val="none" w:sz="0" w:space="0" w:color="000000"/>
@@ -3323,6 +3362,7 @@
           </w:tcPr>
           <w:p>
             <w:pPr>
+              <w:pStyle w:val="Normal"/>
               <w:jc w:val="left"/>
               <w:pBdr>
                 <w:bottom w:val="none" w:sz="0" w:space="0" w:color="000000"/>
@@ -3377,6 +3417,7 @@
           </w:tcPr>
           <w:p>
             <w:pPr>
+              <w:pStyle w:val="Normal"/>
               <w:jc w:val="left"/>
               <w:pBdr>
                 <w:bottom w:val="none" w:sz="0" w:space="0" w:color="000000"/>
@@ -3431,6 +3472,7 @@
           </w:tcPr>
           <w:p>
             <w:pPr>
+              <w:pStyle w:val="Normal"/>
               <w:jc w:val="left"/>
               <w:pBdr>
                 <w:bottom w:val="none" w:sz="0" w:space="0" w:color="000000"/>
@@ -3546,7 +3588,7 @@
           <w:szCs w:val="22"/>
           <w:color w:val="000000"/>
         </w:rPr>
-        <w:t xml:space="preserve">The jump (below minus above):  ________ AED.   Write it on the flipchart when the trainer asks.</w:t>
+        <w:t xml:space="preserve">The jump (below minus above):  ________ AED.   Write the jump on the flipchart when the trainer asks.</w:t>
       </w:r>
     </w:p>
     <w:p>
@@ -3573,7 +3615,7 @@
           <w:szCs w:val="22"/>
           <w:color w:val="000000"/>
         </w:rPr>
-        <w:t xml:space="preserve">Your neighbours had different businesses. Why do the jumps differ, and what would you need to trust one number?</w:t>
+        <w:t xml:space="preserve">The pair next to you had a card with different businesses, and found a different jump. Why are the jumps different? What would you need before you trusted one jump as the effect of the programme?</w:t>
       </w:r>
     </w:p>
     <w:p>
@@ -3734,7 +3776,6 @@
           <w:trHeight w:val="360" w:hRule="auto"/>
           <w:tblHeader/>
         </w:trPr>
-        header1
         <w:tc>
           <w:tcPr>
             <w:tcBorders>
@@ -3754,6 +3795,7 @@
           </w:tcPr>
           <w:p>
             <w:pPr>
+              <w:pStyle w:val="Normal"/>
               <w:jc w:val="left"/>
               <w:pBdr>
                 <w:bottom w:val="none" w:sz="0" w:space="0" w:color="000000"/>
@@ -3808,6 +3850,7 @@
           </w:tcPr>
           <w:p>
             <w:pPr>
+              <w:pStyle w:val="Normal"/>
               <w:jc w:val="left"/>
               <w:pBdr>
                 <w:bottom w:val="none" w:sz="0" w:space="0" w:color="000000"/>
@@ -3862,6 +3905,7 @@
           </w:tcPr>
           <w:p>
             <w:pPr>
+              <w:pStyle w:val="Normal"/>
               <w:jc w:val="left"/>
               <w:pBdr>
                 <w:bottom w:val="none" w:sz="0" w:space="0" w:color="000000"/>
@@ -3916,6 +3960,7 @@
           </w:tcPr>
           <w:p>
             <w:pPr>
+              <w:pStyle w:val="Normal"/>
               <w:jc w:val="left"/>
               <w:pBdr>
                 <w:bottom w:val="none" w:sz="0" w:space="0" w:color="000000"/>
@@ -3956,7 +4001,6 @@
         <w:trPr>
           <w:trHeight w:val="360" w:hRule="auto"/>
         </w:trPr>
-        body1
         <w:tc>
           <w:tcPr>
             <w:tcBorders>
@@ -3976,6 +4020,7 @@
           </w:tcPr>
           <w:p>
             <w:pPr>
+              <w:pStyle w:val="Normal"/>
               <w:jc w:val="left"/>
               <w:pBdr>
                 <w:bottom w:val="none" w:sz="0" w:space="0" w:color="000000"/>
@@ -4030,6 +4075,7 @@
           </w:tcPr>
           <w:p>
             <w:pPr>
+              <w:pStyle w:val="Normal"/>
               <w:jc w:val="left"/>
               <w:pBdr>
                 <w:bottom w:val="none" w:sz="0" w:space="0" w:color="000000"/>
@@ -4084,6 +4130,7 @@
           </w:tcPr>
           <w:p>
             <w:pPr>
+              <w:pStyle w:val="Normal"/>
               <w:jc w:val="left"/>
               <w:pBdr>
                 <w:bottom w:val="none" w:sz="0" w:space="0" w:color="000000"/>
@@ -4138,6 +4185,7 @@
           </w:tcPr>
           <w:p>
             <w:pPr>
+              <w:pStyle w:val="Normal"/>
               <w:jc w:val="left"/>
               <w:pBdr>
                 <w:bottom w:val="none" w:sz="0" w:space="0" w:color="000000"/>
@@ -4178,7 +4226,6 @@
         <w:trPr>
           <w:trHeight w:val="360" w:hRule="auto"/>
         </w:trPr>
-        body2
         <w:tc>
           <w:tcPr>
             <w:tcBorders>
@@ -4198,6 +4245,7 @@
           </w:tcPr>
           <w:p>
             <w:pPr>
+              <w:pStyle w:val="Normal"/>
               <w:jc w:val="left"/>
               <w:pBdr>
                 <w:bottom w:val="none" w:sz="0" w:space="0" w:color="000000"/>
@@ -4252,6 +4300,7 @@
           </w:tcPr>
           <w:p>
             <w:pPr>
+              <w:pStyle w:val="Normal"/>
               <w:jc w:val="left"/>
               <w:pBdr>
                 <w:bottom w:val="none" w:sz="0" w:space="0" w:color="000000"/>
@@ -4306,6 +4355,7 @@
           </w:tcPr>
           <w:p>
             <w:pPr>
+              <w:pStyle w:val="Normal"/>
               <w:jc w:val="left"/>
               <w:pBdr>
                 <w:bottom w:val="none" w:sz="0" w:space="0" w:color="000000"/>
@@ -4360,6 +4410,7 @@
           </w:tcPr>
           <w:p>
             <w:pPr>
+              <w:pStyle w:val="Normal"/>
               <w:jc w:val="left"/>
               <w:pBdr>
                 <w:bottom w:val="none" w:sz="0" w:space="0" w:color="000000"/>
@@ -4400,7 +4451,6 @@
         <w:trPr>
           <w:trHeight w:val="360" w:hRule="auto"/>
         </w:trPr>
-        body3
         <w:tc>
           <w:tcPr>
             <w:tcBorders>
@@ -4420,6 +4470,7 @@
           </w:tcPr>
           <w:p>
             <w:pPr>
+              <w:pStyle w:val="Normal"/>
               <w:jc w:val="left"/>
               <w:pBdr>
                 <w:bottom w:val="none" w:sz="0" w:space="0" w:color="000000"/>
@@ -4474,6 +4525,7 @@
           </w:tcPr>
           <w:p>
             <w:pPr>
+              <w:pStyle w:val="Normal"/>
               <w:jc w:val="left"/>
               <w:pBdr>
                 <w:bottom w:val="none" w:sz="0" w:space="0" w:color="000000"/>
@@ -4528,6 +4580,7 @@
           </w:tcPr>
           <w:p>
             <w:pPr>
+              <w:pStyle w:val="Normal"/>
               <w:jc w:val="left"/>
               <w:pBdr>
                 <w:bottom w:val="none" w:sz="0" w:space="0" w:color="000000"/>
@@ -4582,6 +4635,7 @@
           </w:tcPr>
           <w:p>
             <w:pPr>
+              <w:pStyle w:val="Normal"/>
               <w:jc w:val="left"/>
               <w:pBdr>
                 <w:bottom w:val="none" w:sz="0" w:space="0" w:color="000000"/>
@@ -4622,7 +4676,6 @@
         <w:trPr>
           <w:trHeight w:val="360" w:hRule="auto"/>
         </w:trPr>
-        body4
         <w:tc>
           <w:tcPr>
             <w:tcBorders>
@@ -4642,6 +4695,7 @@
           </w:tcPr>
           <w:p>
             <w:pPr>
+              <w:pStyle w:val="Normal"/>
               <w:jc w:val="left"/>
               <w:pBdr>
                 <w:bottom w:val="none" w:sz="0" w:space="0" w:color="000000"/>
@@ -4696,6 +4750,7 @@
           </w:tcPr>
           <w:p>
             <w:pPr>
+              <w:pStyle w:val="Normal"/>
               <w:jc w:val="left"/>
               <w:pBdr>
                 <w:bottom w:val="none" w:sz="0" w:space="0" w:color="000000"/>
@@ -4750,6 +4805,7 @@
           </w:tcPr>
           <w:p>
             <w:pPr>
+              <w:pStyle w:val="Normal"/>
               <w:jc w:val="left"/>
               <w:pBdr>
                 <w:bottom w:val="none" w:sz="0" w:space="0" w:color="000000"/>
@@ -4804,6 +4860,7 @@
           </w:tcPr>
           <w:p>
             <w:pPr>
+              <w:pStyle w:val="Normal"/>
               <w:jc w:val="left"/>
               <w:pBdr>
                 <w:bottom w:val="none" w:sz="0" w:space="0" w:color="000000"/>
@@ -4844,7 +4901,6 @@
         <w:trPr>
           <w:trHeight w:val="360" w:hRule="auto"/>
         </w:trPr>
-        body5
         <w:tc>
           <w:tcPr>
             <w:tcBorders>
@@ -4864,6 +4920,7 @@
           </w:tcPr>
           <w:p>
             <w:pPr>
+              <w:pStyle w:val="Normal"/>
               <w:jc w:val="left"/>
               <w:pBdr>
                 <w:bottom w:val="none" w:sz="0" w:space="0" w:color="000000"/>
@@ -4918,6 +4975,7 @@
           </w:tcPr>
           <w:p>
             <w:pPr>
+              <w:pStyle w:val="Normal"/>
               <w:jc w:val="left"/>
               <w:pBdr>
                 <w:bottom w:val="none" w:sz="0" w:space="0" w:color="000000"/>
@@ -4972,6 +5030,7 @@
           </w:tcPr>
           <w:p>
             <w:pPr>
+              <w:pStyle w:val="Normal"/>
               <w:jc w:val="left"/>
               <w:pBdr>
                 <w:bottom w:val="none" w:sz="0" w:space="0" w:color="000000"/>
@@ -5026,6 +5085,7 @@
           </w:tcPr>
           <w:p>
             <w:pPr>
+              <w:pStyle w:val="Normal"/>
               <w:jc w:val="left"/>
               <w:pBdr>
                 <w:bottom w:val="none" w:sz="0" w:space="0" w:color="000000"/>
@@ -5066,7 +5126,6 @@
         <w:trPr>
           <w:trHeight w:val="360" w:hRule="auto"/>
         </w:trPr>
-        body6
         <w:tc>
           <w:tcPr>
             <w:tcBorders>
@@ -5086,6 +5145,7 @@
           </w:tcPr>
           <w:p>
             <w:pPr>
+              <w:pStyle w:val="Normal"/>
               <w:jc w:val="left"/>
               <w:pBdr>
                 <w:bottom w:val="none" w:sz="0" w:space="0" w:color="000000"/>
@@ -5140,6 +5200,7 @@
           </w:tcPr>
           <w:p>
             <w:pPr>
+              <w:pStyle w:val="Normal"/>
               <w:jc w:val="left"/>
               <w:pBdr>
                 <w:bottom w:val="none" w:sz="0" w:space="0" w:color="000000"/>
@@ -5194,6 +5255,7 @@
           </w:tcPr>
           <w:p>
             <w:pPr>
+              <w:pStyle w:val="Normal"/>
               <w:jc w:val="left"/>
               <w:pBdr>
                 <w:bottom w:val="none" w:sz="0" w:space="0" w:color="000000"/>
@@ -5248,6 +5310,7 @@
           </w:tcPr>
           <w:p>
             <w:pPr>
+              <w:pStyle w:val="Normal"/>
               <w:jc w:val="left"/>
               <w:pBdr>
                 <w:bottom w:val="none" w:sz="0" w:space="0" w:color="000000"/>
@@ -5363,7 +5426,7 @@
           <w:szCs w:val="22"/>
           <w:color w:val="000000"/>
         </w:rPr>
-        <w:t xml:space="preserve">The jump (below minus above):  ________ AED.   Write it on the flipchart when the trainer asks.</w:t>
+        <w:t xml:space="preserve">The jump (below minus above):  ________ AED.   Write the jump on the flipchart when the trainer asks.</w:t>
       </w:r>
     </w:p>
     <w:p>
@@ -5390,7 +5453,7 @@
           <w:szCs w:val="22"/>
           <w:color w:val="000000"/>
         </w:rPr>
-        <w:t xml:space="preserve">Your neighbours had different businesses. Why do the jumps differ, and what would you need to trust one number?</w:t>
+        <w:t xml:space="preserve">The pair next to you had a card with different businesses, and found a different jump. Why are the jumps different? What would you need before you trusted one jump as the effect of the programme?</w:t>
       </w:r>
     </w:p>
     <w:p>
@@ -5551,7 +5614,6 @@
           <w:trHeight w:val="360" w:hRule="auto"/>
           <w:tblHeader/>
         </w:trPr>
-        header1
         <w:tc>
           <w:tcPr>
             <w:tcBorders>
@@ -5571,6 +5633,7 @@
           </w:tcPr>
           <w:p>
             <w:pPr>
+              <w:pStyle w:val="Normal"/>
               <w:jc w:val="left"/>
               <w:pBdr>
                 <w:bottom w:val="none" w:sz="0" w:space="0" w:color="000000"/>
@@ -5625,6 +5688,7 @@
           </w:tcPr>
           <w:p>
             <w:pPr>
+              <w:pStyle w:val="Normal"/>
               <w:jc w:val="left"/>
               <w:pBdr>
                 <w:bottom w:val="none" w:sz="0" w:space="0" w:color="000000"/>
@@ -5679,6 +5743,7 @@
           </w:tcPr>
           <w:p>
             <w:pPr>
+              <w:pStyle w:val="Normal"/>
               <w:jc w:val="left"/>
               <w:pBdr>
                 <w:bottom w:val="none" w:sz="0" w:space="0" w:color="000000"/>
@@ -5733,6 +5798,7 @@
           </w:tcPr>
           <w:p>
             <w:pPr>
+              <w:pStyle w:val="Normal"/>
               <w:jc w:val="left"/>
               <w:pBdr>
                 <w:bottom w:val="none" w:sz="0" w:space="0" w:color="000000"/>
@@ -5773,7 +5839,6 @@
         <w:trPr>
           <w:trHeight w:val="360" w:hRule="auto"/>
         </w:trPr>
-        body1
         <w:tc>
           <w:tcPr>
             <w:tcBorders>
@@ -5793,6 +5858,7 @@
           </w:tcPr>
           <w:p>
             <w:pPr>
+              <w:pStyle w:val="Normal"/>
               <w:jc w:val="left"/>
               <w:pBdr>
                 <w:bottom w:val="none" w:sz="0" w:space="0" w:color="000000"/>
@@ -5847,6 +5913,7 @@
           </w:tcPr>
           <w:p>
             <w:pPr>
+              <w:pStyle w:val="Normal"/>
               <w:jc w:val="left"/>
               <w:pBdr>
                 <w:bottom w:val="none" w:sz="0" w:space="0" w:color="000000"/>
@@ -5901,6 +5968,7 @@
           </w:tcPr>
           <w:p>
             <w:pPr>
+              <w:pStyle w:val="Normal"/>
               <w:jc w:val="left"/>
               <w:pBdr>
                 <w:bottom w:val="none" w:sz="0" w:space="0" w:color="000000"/>
@@ -5955,6 +6023,7 @@
           </w:tcPr>
           <w:p>
             <w:pPr>
+              <w:pStyle w:val="Normal"/>
               <w:jc w:val="left"/>
               <w:pBdr>
                 <w:bottom w:val="none" w:sz="0" w:space="0" w:color="000000"/>
@@ -5995,7 +6064,6 @@
         <w:trPr>
           <w:trHeight w:val="360" w:hRule="auto"/>
         </w:trPr>
-        body2
         <w:tc>
           <w:tcPr>
             <w:tcBorders>
@@ -6015,6 +6083,7 @@
           </w:tcPr>
           <w:p>
             <w:pPr>
+              <w:pStyle w:val="Normal"/>
               <w:jc w:val="left"/>
               <w:pBdr>
                 <w:bottom w:val="none" w:sz="0" w:space="0" w:color="000000"/>
@@ -6069,6 +6138,7 @@
           </w:tcPr>
           <w:p>
             <w:pPr>
+              <w:pStyle w:val="Normal"/>
               <w:jc w:val="left"/>
               <w:pBdr>
                 <w:bottom w:val="none" w:sz="0" w:space="0" w:color="000000"/>
@@ -6123,6 +6193,7 @@
           </w:tcPr>
           <w:p>
             <w:pPr>
+              <w:pStyle w:val="Normal"/>
               <w:jc w:val="left"/>
               <w:pBdr>
                 <w:bottom w:val="none" w:sz="0" w:space="0" w:color="000000"/>
@@ -6177,6 +6248,7 @@
           </w:tcPr>
           <w:p>
             <w:pPr>
+              <w:pStyle w:val="Normal"/>
               <w:jc w:val="left"/>
               <w:pBdr>
                 <w:bottom w:val="none" w:sz="0" w:space="0" w:color="000000"/>
@@ -6217,7 +6289,6 @@
         <w:trPr>
           <w:trHeight w:val="360" w:hRule="auto"/>
         </w:trPr>
-        body3
         <w:tc>
           <w:tcPr>
             <w:tcBorders>
@@ -6237,6 +6308,7 @@
           </w:tcPr>
           <w:p>
             <w:pPr>
+              <w:pStyle w:val="Normal"/>
               <w:jc w:val="left"/>
               <w:pBdr>
                 <w:bottom w:val="none" w:sz="0" w:space="0" w:color="000000"/>
@@ -6291,6 +6363,7 @@
           </w:tcPr>
           <w:p>
             <w:pPr>
+              <w:pStyle w:val="Normal"/>
               <w:jc w:val="left"/>
               <w:pBdr>
                 <w:bottom w:val="none" w:sz="0" w:space="0" w:color="000000"/>
@@ -6345,6 +6418,7 @@
           </w:tcPr>
           <w:p>
             <w:pPr>
+              <w:pStyle w:val="Normal"/>
               <w:jc w:val="left"/>
               <w:pBdr>
                 <w:bottom w:val="none" w:sz="0" w:space="0" w:color="000000"/>
@@ -6399,6 +6473,7 @@
           </w:tcPr>
           <w:p>
             <w:pPr>
+              <w:pStyle w:val="Normal"/>
               <w:jc w:val="left"/>
               <w:pBdr>
                 <w:bottom w:val="none" w:sz="0" w:space="0" w:color="000000"/>
@@ -6439,7 +6514,6 @@
         <w:trPr>
           <w:trHeight w:val="360" w:hRule="auto"/>
         </w:trPr>
-        body4
         <w:tc>
           <w:tcPr>
             <w:tcBorders>
@@ -6459,6 +6533,7 @@
           </w:tcPr>
           <w:p>
             <w:pPr>
+              <w:pStyle w:val="Normal"/>
               <w:jc w:val="left"/>
               <w:pBdr>
                 <w:bottom w:val="none" w:sz="0" w:space="0" w:color="000000"/>
@@ -6513,6 +6588,7 @@
           </w:tcPr>
           <w:p>
             <w:pPr>
+              <w:pStyle w:val="Normal"/>
               <w:jc w:val="left"/>
               <w:pBdr>
                 <w:bottom w:val="none" w:sz="0" w:space="0" w:color="000000"/>
@@ -6567,6 +6643,7 @@
           </w:tcPr>
           <w:p>
             <w:pPr>
+              <w:pStyle w:val="Normal"/>
               <w:jc w:val="left"/>
               <w:pBdr>
                 <w:bottom w:val="none" w:sz="0" w:space="0" w:color="000000"/>
@@ -6621,6 +6698,7 @@
           </w:tcPr>
           <w:p>
             <w:pPr>
+              <w:pStyle w:val="Normal"/>
               <w:jc w:val="left"/>
               <w:pBdr>
                 <w:bottom w:val="none" w:sz="0" w:space="0" w:color="000000"/>
@@ -6661,7 +6739,6 @@
         <w:trPr>
           <w:trHeight w:val="360" w:hRule="auto"/>
         </w:trPr>
-        body5
         <w:tc>
           <w:tcPr>
             <w:tcBorders>
@@ -6681,6 +6758,7 @@
           </w:tcPr>
           <w:p>
             <w:pPr>
+              <w:pStyle w:val="Normal"/>
               <w:jc w:val="left"/>
               <w:pBdr>
                 <w:bottom w:val="none" w:sz="0" w:space="0" w:color="000000"/>
@@ -6735,6 +6813,7 @@
           </w:tcPr>
           <w:p>
             <w:pPr>
+              <w:pStyle w:val="Normal"/>
               <w:jc w:val="left"/>
               <w:pBdr>
                 <w:bottom w:val="none" w:sz="0" w:space="0" w:color="000000"/>
@@ -6789,6 +6868,7 @@
           </w:tcPr>
           <w:p>
             <w:pPr>
+              <w:pStyle w:val="Normal"/>
               <w:jc w:val="left"/>
               <w:pBdr>
                 <w:bottom w:val="none" w:sz="0" w:space="0" w:color="000000"/>
@@ -6843,6 +6923,7 @@
           </w:tcPr>
           <w:p>
             <w:pPr>
+              <w:pStyle w:val="Normal"/>
               <w:jc w:val="left"/>
               <w:pBdr>
                 <w:bottom w:val="none" w:sz="0" w:space="0" w:color="000000"/>
@@ -6883,7 +6964,6 @@
         <w:trPr>
           <w:trHeight w:val="360" w:hRule="auto"/>
         </w:trPr>
-        body6
         <w:tc>
           <w:tcPr>
             <w:tcBorders>
@@ -6903,6 +6983,7 @@
           </w:tcPr>
           <w:p>
             <w:pPr>
+              <w:pStyle w:val="Normal"/>
               <w:jc w:val="left"/>
               <w:pBdr>
                 <w:bottom w:val="none" w:sz="0" w:space="0" w:color="000000"/>
@@ -6957,6 +7038,7 @@
           </w:tcPr>
           <w:p>
             <w:pPr>
+              <w:pStyle w:val="Normal"/>
               <w:jc w:val="left"/>
               <w:pBdr>
                 <w:bottom w:val="none" w:sz="0" w:space="0" w:color="000000"/>
@@ -7011,6 +7093,7 @@
           </w:tcPr>
           <w:p>
             <w:pPr>
+              <w:pStyle w:val="Normal"/>
               <w:jc w:val="left"/>
               <w:pBdr>
                 <w:bottom w:val="none" w:sz="0" w:space="0" w:color="000000"/>
@@ -7065,6 +7148,7 @@
           </w:tcPr>
           <w:p>
             <w:pPr>
+              <w:pStyle w:val="Normal"/>
               <w:jc w:val="left"/>
               <w:pBdr>
                 <w:bottom w:val="none" w:sz="0" w:space="0" w:color="000000"/>
@@ -7180,7 +7264,7 @@
           <w:szCs w:val="22"/>
           <w:color w:val="000000"/>
         </w:rPr>
-        <w:t xml:space="preserve">The jump (below minus above):  ________ AED.   Write it on the flipchart when the trainer asks.</w:t>
+        <w:t xml:space="preserve">The jump (below minus above):  ________ AED.   Write the jump on the flipchart when the trainer asks.</w:t>
       </w:r>
     </w:p>
     <w:p>
@@ -7207,7 +7291,7 @@
           <w:szCs w:val="22"/>
           <w:color w:val="000000"/>
         </w:rPr>
-        <w:t xml:space="preserve">Your neighbours had different businesses. Why do the jumps differ, and what would you need to trust one number?</w:t>
+        <w:t xml:space="preserve">The pair next to you had a card with different businesses, and found a different jump. Why are the jumps different? What would you need before you trusted one jump as the effect of the programme?</w:t>
       </w:r>
     </w:p>
     <w:p>
@@ -7321,7 +7405,34 @@
           <w:szCs w:val="36"/>
           <w:color w:val="063360"/>
         </w:rPr>
-        <w:t xml:space="preserve">Four checks scorecard</w:t>
+        <w:t xml:space="preserve">Scorecard: can we trust the jump at 58?</w:t>
+      </w:r>
+    </w:p>
+    <w:p>
+      <w:pPr>
+        <w:pStyle w:val="Normal"/>
+        <w:jc w:val="left"/>
+        <w:pBdr>
+          <w:bottom w:val="none" w:sz="0" w:space="0" w:color="000000"/>
+          <w:top w:val="none" w:sz="0" w:space="0" w:color="000000"/>
+          <w:left w:val="none" w:sz="0" w:space="0" w:color="000000"/>
+          <w:right w:val="none" w:sz="0" w:space="0" w:color="000000"/>
+        </w:pBdr>
+        <w:spacing w:after="80" w:before="0" w:line="240"/>
+        <w:ind w:left="0" w:right="0" w:firstLine="0" w:firstLineChars="0"/>
+      </w:pPr>
+      <w:r>
+        <w:rPr>
+          <w:rFonts w:ascii="Arial" w:hAnsi="Arial" w:eastAsia="Arial" w:cs="Arial"/>
+          <w:i w:val="false"/>
+          <w:b w:val="false"/>
+          <w:u w:val="none"/>
+          <w:strike w:val="false"/>
+          <w:sz w:val="22"/>
+          <w:szCs w:val="22"/>
+          <w:color w:val="000000"/>
+        </w:rPr>
+        <w:t xml:space="preserve">The trainer runs each check on screen. For each check, write pass, fail or unclear, and add a short note.</w:t>
       </w:r>
     </w:p>
     <w:tbl xmlns:a="http://schemas.openxmlformats.org/drawingml/2006/main" xmlns:pic="http://schemas.openxmlformats.org/drawingml/2006/picture">
@@ -7341,7 +7452,6 @@
           <w:trHeight w:val="360" w:hRule="auto"/>
           <w:tblHeader/>
         </w:trPr>
-        header1
         <w:tc>
           <w:tcPr>
             <w:tcBorders>
@@ -7361,6 +7471,7 @@
           </w:tcPr>
           <w:p>
             <w:pPr>
+              <w:pStyle w:val="Normal"/>
               <w:jc w:val="left"/>
               <w:pBdr>
                 <w:bottom w:val="none" w:sz="0" w:space="0" w:color="000000"/>
@@ -7415,6 +7526,7 @@
           </w:tcPr>
           <w:p>
             <w:pPr>
+              <w:pStyle w:val="Normal"/>
               <w:jc w:val="left"/>
               <w:pBdr>
                 <w:bottom w:val="none" w:sz="0" w:space="0" w:color="000000"/>
@@ -7469,6 +7581,7 @@
           </w:tcPr>
           <w:p>
             <w:pPr>
+              <w:pStyle w:val="Normal"/>
               <w:jc w:val="left"/>
               <w:pBdr>
                 <w:bottom w:val="none" w:sz="0" w:space="0" w:color="000000"/>
@@ -7523,6 +7636,7 @@
           </w:tcPr>
           <w:p>
             <w:pPr>
+              <w:pStyle w:val="Normal"/>
               <w:jc w:val="left"/>
               <w:pBdr>
                 <w:bottom w:val="none" w:sz="0" w:space="0" w:color="000000"/>
@@ -7563,7 +7677,6 @@
         <w:trPr>
           <w:trHeight w:val="792" w:hRule="atLeast"/>
         </w:trPr>
-        body1
         <w:tc>
           <w:tcPr>
             <w:tcBorders>
@@ -7583,6 +7696,7 @@
           </w:tcPr>
           <w:p>
             <w:pPr>
+              <w:pStyle w:val="Normal"/>
               <w:jc w:val="left"/>
               <w:pBdr>
                 <w:bottom w:val="none" w:sz="0" w:space="0" w:color="000000"/>
@@ -7637,38 +7751,39 @@
           </w:tcPr>
           <w:p>
             <w:pPr>
-              <w:jc w:val="left"/>
-              <w:pBdr>
-                <w:bottom w:val="none" w:sz="0" w:space="0" w:color="000000"/>
-                <w:top w:val="none" w:sz="0" w:space="0" w:color="000000"/>
-                <w:left w:val="none" w:sz="0" w:space="0" w:color="000000"/>
-                <w:right w:val="none" w:sz="0" w:space="0" w:color="000000"/>
-              </w:pBdr>
-              <w:spacing w:after="80" w:before="80" w:line="240"/>
-              <w:ind w:left="80" w:right="80" w:firstLine="0" w:firstLineChars="0"/>
-              <w:rPr>
-                <w:rFonts w:ascii="Arial" w:hAnsi="Arial" w:eastAsia="Arial" w:cs="Arial"/>
-                <w:i w:val="false"/>
-                <w:b w:val="false"/>
-                <w:u w:val="none"/>
-                <w:strike w:val="false"/>
-                <w:sz w:val="21"/>
-                <w:szCs w:val="21"/>
-                <w:color w:val="000000"/>
-              </w:rPr>
-            </w:pPr>
-            <w:r>
-              <w:rPr>
-                <w:rFonts w:ascii="Arial" w:hAnsi="Arial" w:eastAsia="Arial" w:cs="Arial"/>
-                <w:i w:val="false"/>
-                <w:b w:val="false"/>
-                <w:u w:val="none"/>
-                <w:strike w:val="false"/>
-                <w:sz w:val="21"/>
-                <w:szCs w:val="21"/>
-                <w:color w:val="000000"/>
-              </w:rPr>
-              <w:t xml:space="preserve">Only businesses that could have been offered it</w:t>
+              <w:pStyle w:val="Normal"/>
+              <w:jc w:val="left"/>
+              <w:pBdr>
+                <w:bottom w:val="none" w:sz="0" w:space="0" w:color="000000"/>
+                <w:top w:val="none" w:sz="0" w:space="0" w:color="000000"/>
+                <w:left w:val="none" w:sz="0" w:space="0" w:color="000000"/>
+                <w:right w:val="none" w:sz="0" w:space="0" w:color="000000"/>
+              </w:pBdr>
+              <w:spacing w:after="80" w:before="80" w:line="240"/>
+              <w:ind w:left="80" w:right="80" w:firstLine="0" w:firstLineChars="0"/>
+              <w:rPr>
+                <w:rFonts w:ascii="Arial" w:hAnsi="Arial" w:eastAsia="Arial" w:cs="Arial"/>
+                <w:i w:val="false"/>
+                <w:b w:val="false"/>
+                <w:u w:val="none"/>
+                <w:strike w:val="false"/>
+                <w:sz w:val="21"/>
+                <w:szCs w:val="21"/>
+                <w:color w:val="000000"/>
+              </w:rPr>
+            </w:pPr>
+            <w:r>
+              <w:rPr>
+                <w:rFonts w:ascii="Arial" w:hAnsi="Arial" w:eastAsia="Arial" w:cs="Arial"/>
+                <w:i w:val="false"/>
+                <w:b w:val="false"/>
+                <w:u w:val="none"/>
+                <w:strike w:val="false"/>
+                <w:sz w:val="21"/>
+                <w:szCs w:val="21"/>
+                <w:color w:val="000000"/>
+              </w:rPr>
+              <w:t xml:space="preserve">Only businesses in neighbourhoods where the programme was offered</w:t>
             </w:r>
           </w:p>
         </w:tc>
@@ -7691,6 +7806,7 @@
           </w:tcPr>
           <w:p>
             <w:pPr>
+              <w:pStyle w:val="Normal"/>
               <w:jc w:val="left"/>
               <w:pBdr>
                 <w:bottom w:val="none" w:sz="0" w:space="0" w:color="000000"/>
@@ -7745,6 +7861,7 @@
           </w:tcPr>
           <w:p>
             <w:pPr>
+              <w:pStyle w:val="Normal"/>
               <w:jc w:val="left"/>
               <w:pBdr>
                 <w:bottom w:val="none" w:sz="0" w:space="0" w:color="000000"/>
@@ -7785,7 +7902,6 @@
         <w:trPr>
           <w:trHeight w:val="792" w:hRule="atLeast"/>
         </w:trPr>
-        body2
         <w:tc>
           <w:tcPr>
             <w:tcBorders>
@@ -7805,38 +7921,39 @@
           </w:tcPr>
           <w:p>
             <w:pPr>
-              <w:jc w:val="left"/>
-              <w:pBdr>
-                <w:bottom w:val="none" w:sz="0" w:space="0" w:color="000000"/>
-                <w:top w:val="none" w:sz="0" w:space="0" w:color="000000"/>
-                <w:left w:val="none" w:sz="0" w:space="0" w:color="000000"/>
-                <w:right w:val="none" w:sz="0" w:space="0" w:color="000000"/>
-              </w:pBdr>
-              <w:spacing w:after="80" w:before="80" w:line="240"/>
-              <w:ind w:left="80" w:right="80" w:firstLine="0" w:firstLineChars="0"/>
-              <w:rPr>
-                <w:rFonts w:ascii="Arial" w:hAnsi="Arial" w:eastAsia="Arial" w:cs="Arial"/>
-                <w:i w:val="false"/>
-                <w:b w:val="false"/>
-                <w:u w:val="none"/>
-                <w:strike w:val="false"/>
-                <w:sz w:val="21"/>
-                <w:szCs w:val="21"/>
-                <w:color w:val="000000"/>
-              </w:rPr>
-            </w:pPr>
-            <w:r>
-              <w:rPr>
-                <w:rFonts w:ascii="Arial" w:hAnsi="Arial" w:eastAsia="Arial" w:cs="Arial"/>
-                <w:i w:val="false"/>
-                <w:b w:val="false"/>
-                <w:u w:val="none"/>
-                <w:strike w:val="false"/>
-                <w:sz w:val="21"/>
-                <w:szCs w:val="21"/>
-                <w:color w:val="000000"/>
-              </w:rPr>
-              <w:t xml:space="preserve">1. A different window</w:t>
+              <w:pStyle w:val="Normal"/>
+              <w:jc w:val="left"/>
+              <w:pBdr>
+                <w:bottom w:val="none" w:sz="0" w:space="0" w:color="000000"/>
+                <w:top w:val="none" w:sz="0" w:space="0" w:color="000000"/>
+                <w:left w:val="none" w:sz="0" w:space="0" w:color="000000"/>
+                <w:right w:val="none" w:sz="0" w:space="0" w:color="000000"/>
+              </w:pBdr>
+              <w:spacing w:after="80" w:before="80" w:line="240"/>
+              <w:ind w:left="80" w:right="80" w:firstLine="0" w:firstLineChars="0"/>
+              <w:rPr>
+                <w:rFonts w:ascii="Arial" w:hAnsi="Arial" w:eastAsia="Arial" w:cs="Arial"/>
+                <w:i w:val="false"/>
+                <w:b w:val="false"/>
+                <w:u w:val="none"/>
+                <w:strike w:val="false"/>
+                <w:sz w:val="21"/>
+                <w:szCs w:val="21"/>
+                <w:color w:val="000000"/>
+              </w:rPr>
+            </w:pPr>
+            <w:r>
+              <w:rPr>
+                <w:rFonts w:ascii="Arial" w:hAnsi="Arial" w:eastAsia="Arial" w:cs="Arial"/>
+                <w:i w:val="false"/>
+                <w:b w:val="false"/>
+                <w:u w:val="none"/>
+                <w:strike w:val="false"/>
+                <w:sz w:val="21"/>
+                <w:szCs w:val="21"/>
+                <w:color w:val="000000"/>
+              </w:rPr>
+              <w:t xml:space="preserve">1. A different window around 58</w:t>
             </w:r>
           </w:p>
         </w:tc>
@@ -7859,38 +7976,39 @@
           </w:tcPr>
           <w:p>
             <w:pPr>
-              <w:jc w:val="left"/>
-              <w:pBdr>
-                <w:bottom w:val="none" w:sz="0" w:space="0" w:color="000000"/>
-                <w:top w:val="none" w:sz="0" w:space="0" w:color="000000"/>
-                <w:left w:val="none" w:sz="0" w:space="0" w:color="000000"/>
-                <w:right w:val="none" w:sz="0" w:space="0" w:color="000000"/>
-              </w:pBdr>
-              <w:spacing w:after="80" w:before="80" w:line="240"/>
-              <w:ind w:left="80" w:right="80" w:firstLine="0" w:firstLineChars="0"/>
-              <w:rPr>
-                <w:rFonts w:ascii="Arial" w:hAnsi="Arial" w:eastAsia="Arial" w:cs="Arial"/>
-                <w:i w:val="false"/>
-                <w:b w:val="false"/>
-                <w:u w:val="none"/>
-                <w:strike w:val="false"/>
-                <w:sz w:val="21"/>
-                <w:szCs w:val="21"/>
-                <w:color w:val="000000"/>
-              </w:rPr>
-            </w:pPr>
-            <w:r>
-              <w:rPr>
-                <w:rFonts w:ascii="Arial" w:hAnsi="Arial" w:eastAsia="Arial" w:cs="Arial"/>
-                <w:i w:val="false"/>
-                <w:b w:val="false"/>
-                <w:u w:val="none"/>
-                <w:strike w:val="false"/>
-                <w:sz w:val="21"/>
-                <w:szCs w:val="21"/>
-                <w:color w:val="000000"/>
-              </w:rPr>
-              <w:t xml:space="preserve">Does the verdict against 1,000 AED change?</w:t>
+              <w:pStyle w:val="Normal"/>
+              <w:jc w:val="left"/>
+              <w:pBdr>
+                <w:bottom w:val="none" w:sz="0" w:space="0" w:color="000000"/>
+                <w:top w:val="none" w:sz="0" w:space="0" w:color="000000"/>
+                <w:left w:val="none" w:sz="0" w:space="0" w:color="000000"/>
+                <w:right w:val="none" w:sz="0" w:space="0" w:color="000000"/>
+              </w:pBdr>
+              <w:spacing w:after="80" w:before="80" w:line="240"/>
+              <w:ind w:left="80" w:right="80" w:firstLine="0" w:firstLineChars="0"/>
+              <w:rPr>
+                <w:rFonts w:ascii="Arial" w:hAnsi="Arial" w:eastAsia="Arial" w:cs="Arial"/>
+                <w:i w:val="false"/>
+                <w:b w:val="false"/>
+                <w:u w:val="none"/>
+                <w:strike w:val="false"/>
+                <w:sz w:val="21"/>
+                <w:szCs w:val="21"/>
+                <w:color w:val="000000"/>
+              </w:rPr>
+            </w:pPr>
+            <w:r>
+              <w:rPr>
+                <w:rFonts w:ascii="Arial" w:hAnsi="Arial" w:eastAsia="Arial" w:cs="Arial"/>
+                <w:i w:val="false"/>
+                <w:b w:val="false"/>
+                <w:u w:val="none"/>
+                <w:strike w:val="false"/>
+                <w:sz w:val="21"/>
+                <w:szCs w:val="21"/>
+                <w:color w:val="000000"/>
+              </w:rPr>
+              <w:t xml:space="preserve">Does the decision against 1,000 AED change when the window is wider or narrower?</w:t>
             </w:r>
           </w:p>
         </w:tc>
@@ -7913,6 +8031,7 @@
           </w:tcPr>
           <w:p>
             <w:pPr>
+              <w:pStyle w:val="Normal"/>
               <w:jc w:val="left"/>
               <w:pBdr>
                 <w:bottom w:val="none" w:sz="0" w:space="0" w:color="000000"/>
@@ -7967,6 +8086,7 @@
           </w:tcPr>
           <w:p>
             <w:pPr>
+              <w:pStyle w:val="Normal"/>
               <w:jc w:val="left"/>
               <w:pBdr>
                 <w:bottom w:val="none" w:sz="0" w:space="0" w:color="000000"/>
@@ -8007,7 +8127,6 @@
         <w:trPr>
           <w:trHeight w:val="792" w:hRule="atLeast"/>
         </w:trPr>
-        body3
         <w:tc>
           <w:tcPr>
             <w:tcBorders>
@@ -8027,38 +8146,39 @@
           </w:tcPr>
           <w:p>
             <w:pPr>
-              <w:jc w:val="left"/>
-              <w:pBdr>
-                <w:bottom w:val="none" w:sz="0" w:space="0" w:color="000000"/>
-                <w:top w:val="none" w:sz="0" w:space="0" w:color="000000"/>
-                <w:left w:val="none" w:sz="0" w:space="0" w:color="000000"/>
-                <w:right w:val="none" w:sz="0" w:space="0" w:color="000000"/>
-              </w:pBdr>
-              <w:spacing w:after="80" w:before="80" w:line="240"/>
-              <w:ind w:left="80" w:right="80" w:firstLine="0" w:firstLineChars="0"/>
-              <w:rPr>
-                <w:rFonts w:ascii="Arial" w:hAnsi="Arial" w:eastAsia="Arial" w:cs="Arial"/>
-                <w:i w:val="false"/>
-                <w:b w:val="false"/>
-                <w:u w:val="none"/>
-                <w:strike w:val="false"/>
-                <w:sz w:val="21"/>
-                <w:szCs w:val="21"/>
-                <w:color w:val="000000"/>
-              </w:rPr>
-            </w:pPr>
-            <w:r>
-              <w:rPr>
-                <w:rFonts w:ascii="Arial" w:hAnsi="Arial" w:eastAsia="Arial" w:cs="Arial"/>
-                <w:i w:val="false"/>
-                <w:b w:val="false"/>
-                <w:u w:val="none"/>
-                <w:strike w:val="false"/>
-                <w:sz w:val="21"/>
-                <w:szCs w:val="21"/>
-                <w:color w:val="000000"/>
-              </w:rPr>
-              <w:t xml:space="preserve">1b. Placebo cut-offs</w:t>
+              <w:pStyle w:val="Normal"/>
+              <w:jc w:val="left"/>
+              <w:pBdr>
+                <w:bottom w:val="none" w:sz="0" w:space="0" w:color="000000"/>
+                <w:top w:val="none" w:sz="0" w:space="0" w:color="000000"/>
+                <w:left w:val="none" w:sz="0" w:space="0" w:color="000000"/>
+                <w:right w:val="none" w:sz="0" w:space="0" w:color="000000"/>
+              </w:pBdr>
+              <w:spacing w:after="80" w:before="80" w:line="240"/>
+              <w:ind w:left="80" w:right="80" w:firstLine="0" w:firstLineChars="0"/>
+              <w:rPr>
+                <w:rFonts w:ascii="Arial" w:hAnsi="Arial" w:eastAsia="Arial" w:cs="Arial"/>
+                <w:i w:val="false"/>
+                <w:b w:val="false"/>
+                <w:u w:val="none"/>
+                <w:strike w:val="false"/>
+                <w:sz w:val="21"/>
+                <w:szCs w:val="21"/>
+                <w:color w:val="000000"/>
+              </w:rPr>
+            </w:pPr>
+            <w:r>
+              <w:rPr>
+                <w:rFonts w:ascii="Arial" w:hAnsi="Arial" w:eastAsia="Arial" w:cs="Arial"/>
+                <w:i w:val="false"/>
+                <w:b w:val="false"/>
+                <w:u w:val="none"/>
+                <w:strike w:val="false"/>
+                <w:sz w:val="21"/>
+                <w:szCs w:val="21"/>
+                <w:color w:val="000000"/>
+              </w:rPr>
+              <w:t xml:space="preserve">1b. Placebo (fake) cut-offs</w:t>
             </w:r>
           </w:p>
         </w:tc>
@@ -8081,38 +8201,39 @@
           </w:tcPr>
           <w:p>
             <w:pPr>
-              <w:jc w:val="left"/>
-              <w:pBdr>
-                <w:bottom w:val="none" w:sz="0" w:space="0" w:color="000000"/>
-                <w:top w:val="none" w:sz="0" w:space="0" w:color="000000"/>
-                <w:left w:val="none" w:sz="0" w:space="0" w:color="000000"/>
-                <w:right w:val="none" w:sz="0" w:space="0" w:color="000000"/>
-              </w:pBdr>
-              <w:spacing w:after="80" w:before="80" w:line="240"/>
-              <w:ind w:left="80" w:right="80" w:firstLine="0" w:firstLineChars="0"/>
-              <w:rPr>
-                <w:rFonts w:ascii="Arial" w:hAnsi="Arial" w:eastAsia="Arial" w:cs="Arial"/>
-                <w:i w:val="false"/>
-                <w:b w:val="false"/>
-                <w:u w:val="none"/>
-                <w:strike w:val="false"/>
-                <w:sz w:val="21"/>
-                <w:szCs w:val="21"/>
-                <w:color w:val="000000"/>
-              </w:rPr>
-            </w:pPr>
-            <w:r>
-              <w:rPr>
-                <w:rFonts w:ascii="Arial" w:hAnsi="Arial" w:eastAsia="Arial" w:cs="Arial"/>
-                <w:i w:val="false"/>
-                <w:b w:val="false"/>
-                <w:u w:val="none"/>
-                <w:strike w:val="false"/>
-                <w:sz w:val="21"/>
-                <w:szCs w:val="21"/>
-                <w:color w:val="000000"/>
-              </w:rPr>
-              <w:t xml:space="preserve">No jump where there is no rule</w:t>
+              <w:pStyle w:val="Normal"/>
+              <w:jc w:val="left"/>
+              <w:pBdr>
+                <w:bottom w:val="none" w:sz="0" w:space="0" w:color="000000"/>
+                <w:top w:val="none" w:sz="0" w:space="0" w:color="000000"/>
+                <w:left w:val="none" w:sz="0" w:space="0" w:color="000000"/>
+                <w:right w:val="none" w:sz="0" w:space="0" w:color="000000"/>
+              </w:pBdr>
+              <w:spacing w:after="80" w:before="80" w:line="240"/>
+              <w:ind w:left="80" w:right="80" w:firstLine="0" w:firstLineChars="0"/>
+              <w:rPr>
+                <w:rFonts w:ascii="Arial" w:hAnsi="Arial" w:eastAsia="Arial" w:cs="Arial"/>
+                <w:i w:val="false"/>
+                <w:b w:val="false"/>
+                <w:u w:val="none"/>
+                <w:strike w:val="false"/>
+                <w:sz w:val="21"/>
+                <w:szCs w:val="21"/>
+                <w:color w:val="000000"/>
+              </w:rPr>
+            </w:pPr>
+            <w:r>
+              <w:rPr>
+                <w:rFonts w:ascii="Arial" w:hAnsi="Arial" w:eastAsia="Arial" w:cs="Arial"/>
+                <w:i w:val="false"/>
+                <w:b w:val="false"/>
+                <w:u w:val="none"/>
+                <w:strike w:val="false"/>
+                <w:sz w:val="21"/>
+                <w:szCs w:val="21"/>
+                <w:color w:val="000000"/>
+              </w:rPr>
+              <w:t xml:space="preserve">No jump at other cut-offs, where no rule applies</w:t>
             </w:r>
           </w:p>
         </w:tc>
@@ -8135,6 +8256,7 @@
           </w:tcPr>
           <w:p>
             <w:pPr>
+              <w:pStyle w:val="Normal"/>
               <w:jc w:val="left"/>
               <w:pBdr>
                 <w:bottom w:val="none" w:sz="0" w:space="0" w:color="000000"/>
@@ -8189,6 +8311,7 @@
           </w:tcPr>
           <w:p>
             <w:pPr>
+              <w:pStyle w:val="Normal"/>
               <w:jc w:val="left"/>
               <w:pBdr>
                 <w:bottom w:val="none" w:sz="0" w:space="0" w:color="000000"/>
@@ -8229,7 +8352,6 @@
         <w:trPr>
           <w:trHeight w:val="792" w:hRule="atLeast"/>
         </w:trPr>
-        body4
         <w:tc>
           <w:tcPr>
             <w:tcBorders>
@@ -8249,6 +8371,7 @@
           </w:tcPr>
           <w:p>
             <w:pPr>
+              <w:pStyle w:val="Normal"/>
               <w:jc w:val="left"/>
               <w:pBdr>
                 <w:bottom w:val="none" w:sz="0" w:space="0" w:color="000000"/>
@@ -8303,38 +8426,39 @@
           </w:tcPr>
           <w:p>
             <w:pPr>
-              <w:jc w:val="left"/>
-              <w:pBdr>
-                <w:bottom w:val="none" w:sz="0" w:space="0" w:color="000000"/>
-                <w:top w:val="none" w:sz="0" w:space="0" w:color="000000"/>
-                <w:left w:val="none" w:sz="0" w:space="0" w:color="000000"/>
-                <w:right w:val="none" w:sz="0" w:space="0" w:color="000000"/>
-              </w:pBdr>
-              <w:spacing w:after="80" w:before="80" w:line="240"/>
-              <w:ind w:left="80" w:right="80" w:firstLine="0" w:firstLineChars="0"/>
-              <w:rPr>
-                <w:rFonts w:ascii="Arial" w:hAnsi="Arial" w:eastAsia="Arial" w:cs="Arial"/>
-                <w:i w:val="false"/>
-                <w:b w:val="false"/>
-                <w:u w:val="none"/>
-                <w:strike w:val="false"/>
-                <w:sz w:val="21"/>
-                <w:szCs w:val="21"/>
-                <w:color w:val="000000"/>
-              </w:rPr>
-            </w:pPr>
-            <w:r>
-              <w:rPr>
-                <w:rFonts w:ascii="Arial" w:hAnsi="Arial" w:eastAsia="Arial" w:cs="Arial"/>
-                <w:i w:val="false"/>
-                <w:b w:val="false"/>
-                <w:u w:val="none"/>
-                <w:strike w:val="false"/>
-                <w:sz w:val="21"/>
-                <w:szCs w:val="21"/>
-                <w:color w:val="000000"/>
-              </w:rPr>
-              <w:t xml:space="preserve">No pile-up of businesses just below 58</w:t>
+              <w:pStyle w:val="Normal"/>
+              <w:jc w:val="left"/>
+              <w:pBdr>
+                <w:bottom w:val="none" w:sz="0" w:space="0" w:color="000000"/>
+                <w:top w:val="none" w:sz="0" w:space="0" w:color="000000"/>
+                <w:left w:val="none" w:sz="0" w:space="0" w:color="000000"/>
+                <w:right w:val="none" w:sz="0" w:space="0" w:color="000000"/>
+              </w:pBdr>
+              <w:spacing w:after="80" w:before="80" w:line="240"/>
+              <w:ind w:left="80" w:right="80" w:firstLine="0" w:firstLineChars="0"/>
+              <w:rPr>
+                <w:rFonts w:ascii="Arial" w:hAnsi="Arial" w:eastAsia="Arial" w:cs="Arial"/>
+                <w:i w:val="false"/>
+                <w:b w:val="false"/>
+                <w:u w:val="none"/>
+                <w:strike w:val="false"/>
+                <w:sz w:val="21"/>
+                <w:szCs w:val="21"/>
+                <w:color w:val="000000"/>
+              </w:rPr>
+            </w:pPr>
+            <w:r>
+              <w:rPr>
+                <w:rFonts w:ascii="Arial" w:hAnsi="Arial" w:eastAsia="Arial" w:cs="Arial"/>
+                <w:i w:val="false"/>
+                <w:b w:val="false"/>
+                <w:u w:val="none"/>
+                <w:strike w:val="false"/>
+                <w:sz w:val="21"/>
+                <w:szCs w:val="21"/>
+                <w:color w:val="000000"/>
+              </w:rPr>
+              <w:t xml:space="preserve">No unusual crowding of businesses just below 58 (a sign that businesses changed their score to qualify)</w:t>
             </w:r>
           </w:p>
         </w:tc>
@@ -8357,6 +8481,7 @@
           </w:tcPr>
           <w:p>
             <w:pPr>
+              <w:pStyle w:val="Normal"/>
               <w:jc w:val="left"/>
               <w:pBdr>
                 <w:bottom w:val="none" w:sz="0" w:space="0" w:color="000000"/>
@@ -8411,6 +8536,7 @@
           </w:tcPr>
           <w:p>
             <w:pPr>
+              <w:pStyle w:val="Normal"/>
               <w:jc w:val="left"/>
               <w:pBdr>
                 <w:bottom w:val="none" w:sz="0" w:space="0" w:color="000000"/>
@@ -8451,7 +8577,6 @@
         <w:trPr>
           <w:trHeight w:val="792" w:hRule="atLeast"/>
         </w:trPr>
-        body5
         <w:tc>
           <w:tcPr>
             <w:tcBorders>
@@ -8471,6 +8596,7 @@
           </w:tcPr>
           <w:p>
             <w:pPr>
+              <w:pStyle w:val="Normal"/>
               <w:jc w:val="left"/>
               <w:pBdr>
                 <w:bottom w:val="none" w:sz="0" w:space="0" w:color="000000"/>
@@ -8525,38 +8651,39 @@
           </w:tcPr>
           <w:p>
             <w:pPr>
-              <w:jc w:val="left"/>
-              <w:pBdr>
-                <w:bottom w:val="none" w:sz="0" w:space="0" w:color="000000"/>
-                <w:top w:val="none" w:sz="0" w:space="0" w:color="000000"/>
-                <w:left w:val="none" w:sz="0" w:space="0" w:color="000000"/>
-                <w:right w:val="none" w:sz="0" w:space="0" w:color="000000"/>
-              </w:pBdr>
-              <w:spacing w:after="80" w:before="80" w:line="240"/>
-              <w:ind w:left="80" w:right="80" w:firstLine="0" w:firstLineChars="0"/>
-              <w:rPr>
-                <w:rFonts w:ascii="Arial" w:hAnsi="Arial" w:eastAsia="Arial" w:cs="Arial"/>
-                <w:i w:val="false"/>
-                <w:b w:val="false"/>
-                <w:u w:val="none"/>
-                <w:strike w:val="false"/>
-                <w:sz w:val="21"/>
-                <w:szCs w:val="21"/>
-                <w:color w:val="000000"/>
-              </w:rPr>
-            </w:pPr>
-            <w:r>
-              <w:rPr>
-                <w:rFonts w:ascii="Arial" w:hAnsi="Arial" w:eastAsia="Arial" w:cs="Arial"/>
-                <w:i w:val="false"/>
-                <w:b w:val="false"/>
-                <w:u w:val="none"/>
-                <w:strike w:val="false"/>
-                <w:sz w:val="21"/>
-                <w:szCs w:val="21"/>
-                <w:color w:val="000000"/>
-              </w:rPr>
-              <w:t xml:space="preserve">No characteristic jumps at the line</w:t>
+              <w:pStyle w:val="Normal"/>
+              <w:jc w:val="left"/>
+              <w:pBdr>
+                <w:bottom w:val="none" w:sz="0" w:space="0" w:color="000000"/>
+                <w:top w:val="none" w:sz="0" w:space="0" w:color="000000"/>
+                <w:left w:val="none" w:sz="0" w:space="0" w:color="000000"/>
+                <w:right w:val="none" w:sz="0" w:space="0" w:color="000000"/>
+              </w:pBdr>
+              <w:spacing w:after="80" w:before="80" w:line="240"/>
+              <w:ind w:left="80" w:right="80" w:firstLine="0" w:firstLineChars="0"/>
+              <w:rPr>
+                <w:rFonts w:ascii="Arial" w:hAnsi="Arial" w:eastAsia="Arial" w:cs="Arial"/>
+                <w:i w:val="false"/>
+                <w:b w:val="false"/>
+                <w:u w:val="none"/>
+                <w:strike w:val="false"/>
+                <w:sz w:val="21"/>
+                <w:szCs w:val="21"/>
+                <w:color w:val="000000"/>
+              </w:rPr>
+            </w:pPr>
+            <w:r>
+              <w:rPr>
+                <w:rFonts w:ascii="Arial" w:hAnsi="Arial" w:eastAsia="Arial" w:cs="Arial"/>
+                <w:i w:val="false"/>
+                <w:b w:val="false"/>
+                <w:u w:val="none"/>
+                <w:strike w:val="false"/>
+                <w:sz w:val="21"/>
+                <w:szCs w:val="21"/>
+                <w:color w:val="000000"/>
+              </w:rPr>
+              <w:t xml:space="preserve">Characteristics such as size and manager age do not jump at 58</w:t>
             </w:r>
           </w:p>
         </w:tc>
@@ -8579,6 +8706,7 @@
           </w:tcPr>
           <w:p>
             <w:pPr>
+              <w:pStyle w:val="Normal"/>
               <w:jc w:val="left"/>
               <w:pBdr>
                 <w:bottom w:val="none" w:sz="0" w:space="0" w:color="000000"/>
@@ -8633,6 +8761,7 @@
           </w:tcPr>
           <w:p>
             <w:pPr>
+              <w:pStyle w:val="Normal"/>
               <w:jc w:val="left"/>
               <w:pBdr>
                 <w:bottom w:val="none" w:sz="0" w:space="0" w:color="000000"/>
@@ -8673,7 +8802,6 @@
         <w:trPr>
           <w:trHeight w:val="792" w:hRule="atLeast"/>
         </w:trPr>
-        body6
         <w:tc>
           <w:tcPr>
             <w:tcBorders>
@@ -8693,38 +8821,39 @@
           </w:tcPr>
           <w:p>
             <w:pPr>
-              <w:jc w:val="left"/>
-              <w:pBdr>
-                <w:bottom w:val="none" w:sz="0" w:space="0" w:color="000000"/>
-                <w:top w:val="none" w:sz="0" w:space="0" w:color="000000"/>
-                <w:left w:val="none" w:sz="0" w:space="0" w:color="000000"/>
-                <w:right w:val="none" w:sz="0" w:space="0" w:color="000000"/>
-              </w:pBdr>
-              <w:spacing w:after="80" w:before="80" w:line="240"/>
-              <w:ind w:left="80" w:right="80" w:firstLine="0" w:firstLineChars="0"/>
-              <w:rPr>
-                <w:rFonts w:ascii="Arial" w:hAnsi="Arial" w:eastAsia="Arial" w:cs="Arial"/>
-                <w:i w:val="false"/>
-                <w:b w:val="false"/>
-                <w:u w:val="none"/>
-                <w:strike w:val="false"/>
-                <w:sz w:val="21"/>
-                <w:szCs w:val="21"/>
-                <w:color w:val="000000"/>
-              </w:rPr>
-            </w:pPr>
-            <w:r>
-              <w:rPr>
-                <w:rFonts w:ascii="Arial" w:hAnsi="Arial" w:eastAsia="Arial" w:cs="Arial"/>
-                <w:i w:val="false"/>
-                <w:b w:val="false"/>
-                <w:u w:val="none"/>
-                <w:strike w:val="false"/>
-                <w:sz w:val="21"/>
-                <w:szCs w:val="21"/>
-                <w:color w:val="000000"/>
-              </w:rPr>
-              <w:t xml:space="preserve">4. Who does it apply to?</w:t>
+              <w:pStyle w:val="Normal"/>
+              <w:jc w:val="left"/>
+              <w:pBdr>
+                <w:bottom w:val="none" w:sz="0" w:space="0" w:color="000000"/>
+                <w:top w:val="none" w:sz="0" w:space="0" w:color="000000"/>
+                <w:left w:val="none" w:sz="0" w:space="0" w:color="000000"/>
+                <w:right w:val="none" w:sz="0" w:space="0" w:color="000000"/>
+              </w:pBdr>
+              <w:spacing w:after="80" w:before="80" w:line="240"/>
+              <w:ind w:left="80" w:right="80" w:firstLine="0" w:firstLineChars="0"/>
+              <w:rPr>
+                <w:rFonts w:ascii="Arial" w:hAnsi="Arial" w:eastAsia="Arial" w:cs="Arial"/>
+                <w:i w:val="false"/>
+                <w:b w:val="false"/>
+                <w:u w:val="none"/>
+                <w:strike w:val="false"/>
+                <w:sz w:val="21"/>
+                <w:szCs w:val="21"/>
+                <w:color w:val="000000"/>
+              </w:rPr>
+            </w:pPr>
+            <w:r>
+              <w:rPr>
+                <w:rFonts w:ascii="Arial" w:hAnsi="Arial" w:eastAsia="Arial" w:cs="Arial"/>
+                <w:i w:val="false"/>
+                <w:b w:val="false"/>
+                <w:u w:val="none"/>
+                <w:strike w:val="false"/>
+                <w:sz w:val="21"/>
+                <w:szCs w:val="21"/>
+                <w:color w:val="000000"/>
+              </w:rPr>
+              <w:t xml:space="preserve">4. Who does the result apply to?</w:t>
             </w:r>
           </w:p>
         </w:tc>
@@ -8747,38 +8876,39 @@
           </w:tcPr>
           <w:p>
             <w:pPr>
-              <w:jc w:val="left"/>
-              <w:pBdr>
-                <w:bottom w:val="none" w:sz="0" w:space="0" w:color="000000"/>
-                <w:top w:val="none" w:sz="0" w:space="0" w:color="000000"/>
-                <w:left w:val="none" w:sz="0" w:space="0" w:color="000000"/>
-                <w:right w:val="none" w:sz="0" w:space="0" w:color="000000"/>
-              </w:pBdr>
-              <w:spacing w:after="80" w:before="80" w:line="240"/>
-              <w:ind w:left="80" w:right="80" w:firstLine="0" w:firstLineChars="0"/>
-              <w:rPr>
-                <w:rFonts w:ascii="Arial" w:hAnsi="Arial" w:eastAsia="Arial" w:cs="Arial"/>
-                <w:i w:val="false"/>
-                <w:b w:val="false"/>
-                <w:u w:val="none"/>
-                <w:strike w:val="false"/>
-                <w:sz w:val="21"/>
-                <w:szCs w:val="21"/>
-                <w:color w:val="000000"/>
-              </w:rPr>
-            </w:pPr>
-            <w:r>
-              <w:rPr>
-                <w:rFonts w:ascii="Arial" w:hAnsi="Arial" w:eastAsia="Arial" w:cs="Arial"/>
-                <w:i w:val="false"/>
-                <w:b w:val="false"/>
-                <w:u w:val="none"/>
-                <w:strike w:val="false"/>
-                <w:sz w:val="21"/>
-                <w:szCs w:val="21"/>
-                <w:color w:val="000000"/>
-              </w:rPr>
-              <w:t xml:space="preserve">Who sits near the line, and who the roll-out would reach</w:t>
+              <w:pStyle w:val="Normal"/>
+              <w:jc w:val="left"/>
+              <w:pBdr>
+                <w:bottom w:val="none" w:sz="0" w:space="0" w:color="000000"/>
+                <w:top w:val="none" w:sz="0" w:space="0" w:color="000000"/>
+                <w:left w:val="none" w:sz="0" w:space="0" w:color="000000"/>
+                <w:right w:val="none" w:sz="0" w:space="0" w:color="000000"/>
+              </w:pBdr>
+              <w:spacing w:after="80" w:before="80" w:line="240"/>
+              <w:ind w:left="80" w:right="80" w:firstLine="0" w:firstLineChars="0"/>
+              <w:rPr>
+                <w:rFonts w:ascii="Arial" w:hAnsi="Arial" w:eastAsia="Arial" w:cs="Arial"/>
+                <w:i w:val="false"/>
+                <w:b w:val="false"/>
+                <w:u w:val="none"/>
+                <w:strike w:val="false"/>
+                <w:sz w:val="21"/>
+                <w:szCs w:val="21"/>
+                <w:color w:val="000000"/>
+              </w:rPr>
+            </w:pPr>
+            <w:r>
+              <w:rPr>
+                <w:rFonts w:ascii="Arial" w:hAnsi="Arial" w:eastAsia="Arial" w:cs="Arial"/>
+                <w:i w:val="false"/>
+                <w:b w:val="false"/>
+                <w:u w:val="none"/>
+                <w:strike w:val="false"/>
+                <w:sz w:val="21"/>
+                <w:szCs w:val="21"/>
+                <w:color w:val="000000"/>
+              </w:rPr>
+              <w:t xml:space="preserve">Are the businesses near 58 like the businesses the roll-out would reach?</w:t>
             </w:r>
           </w:p>
         </w:tc>
@@ -8801,6 +8931,7 @@
           </w:tcPr>
           <w:p>
             <w:pPr>
+              <w:pStyle w:val="Normal"/>
               <w:jc w:val="left"/>
               <w:pBdr>
                 <w:bottom w:val="none" w:sz="0" w:space="0" w:color="000000"/>
@@ -8855,6 +8986,7 @@
           </w:tcPr>
           <w:p>
             <w:pPr>
+              <w:pStyle w:val="Normal"/>
               <w:jc w:val="left"/>
               <w:pBdr>
                 <w:bottom w:val="none" w:sz="0" w:space="0" w:color="000000"/>
@@ -8916,7 +9048,7 @@
           <w:szCs w:val="22"/>
           <w:color w:val="000000"/>
         </w:rPr>
-        <w:t xml:space="preserve">Overall: would you act on this estimate?   Act  /  Act with conditions  /  Send back</w:t>
+        <w:t xml:space="preserve">Overall: would you act on this estimate?   Act  /  Act with conditions  /  Send back to the evaluator</w:t>
       </w:r>
     </w:p>
     <w:p>
@@ -8943,7 +9075,7 @@
           <w:szCs w:val="22"/>
           <w:color w:val="000000"/>
         </w:rPr>
-        <w:t xml:space="preserve">The one question for the evaluator:</w:t>
+        <w:t xml:space="preserve">One question you would ask the evaluator:</w:t>
       </w:r>
     </w:p>
     <w:p>
@@ -9165,7 +9297,7 @@
           <w:szCs w:val="22"/>
           <w:color w:val="000000"/>
         </w:rPr>
-        <w:t xml:space="preserve">Underline every claim the study supports and cross out every one it does not. What did it leave out?</w:t>
+        <w:t xml:space="preserve">Underline every claim that the study supports. Cross out every claim that the study does not support. What important information did the AI's answer leave out?</w:t>
       </w:r>
     </w:p>
     <w:p>
@@ -9273,7 +9405,7 @@
           <w:szCs w:val="26"/>
           <w:color w:val="215A9E"/>
         </w:rPr>
-        <w:t xml:space="preserve">Then run this prompt instead</w:t>
+        <w:t xml:space="preserve">Then run this prompt instead, and compare</w:t>
       </w:r>
     </w:p>
     <w:p>
@@ -9301,6 +9433,33 @@
           <w:color w:val="000000"/>
         </w:rPr>
         <w:t xml:space="preserve">"This is a regression discontinuity result with the cut-off at an efficiency index of 58, estimated within 2 points either side. The businesses near the line are smaller than average, and manager age differs across the line. Name which businesses the estimate describes and what it cannot tell us. Ask me questions before you answer."</w:t>
+      </w:r>
+    </w:p>
+    <w:p>
+      <w:pPr>
+        <w:pStyle w:val="Normal"/>
+        <w:jc w:val="left"/>
+        <w:pBdr>
+          <w:bottom w:val="none" w:sz="0" w:space="0" w:color="000000"/>
+          <w:top w:val="none" w:sz="0" w:space="0" w:color="000000"/>
+          <w:left w:val="none" w:sz="0" w:space="0" w:color="000000"/>
+          <w:right w:val="none" w:sz="0" w:space="0" w:color="000000"/>
+        </w:pBdr>
+        <w:spacing w:after="80" w:before="0" w:line="240"/>
+        <w:ind w:left="0" w:right="0" w:firstLine="0" w:firstLineChars="0"/>
+      </w:pPr>
+      <w:r>
+        <w:rPr>
+          <w:rFonts w:ascii="Arial" w:hAnsi="Arial" w:eastAsia="Arial" w:cs="Arial"/>
+          <w:i w:val="false"/>
+          <w:b w:val="false"/>
+          <w:u w:val="none"/>
+          <w:strike w:val="false"/>
+          <w:sz w:val="22"/>
+          <w:szCs w:val="22"/>
+          <w:color w:val="000000"/>
+        </w:rPr>
+        <w:t xml:space="preserve">Run this prompt. Which businesses does the new answer say the result applies to? Then paste the answer into a new chat and ask the AI to check that answer for claims the study does not support.</w:t>
       </w:r>
     </w:p>
     <w:p>
@@ -9377,7 +9536,6 @@
         <w:trPr>
           <w:trHeight w:val="3600" w:hRule="atLeast"/>
         </w:trPr>
-        body1
         <w:tc>
           <w:tcPr>
             <w:tcBorders>
@@ -9397,6 +9555,7 @@
           </w:tcPr>
           <w:p>
             <w:pPr>
+              <w:pStyle w:val="Normal"/>
               <w:jc w:val="left"/>
               <w:pBdr>
                 <w:bottom w:val="none" w:sz="0" w:space="0" w:color="000000"/>
@@ -9480,7 +9639,7 @@
                 <w:szCs w:val="21"/>
                 <w:color w:val="000000"/>
               </w:rPr>
-              <w:t xml:space="preserve">2. Does the jump survive other windows, and is there none at placebo cut-offs?</w:t>
+              <w:t xml:space="preserve">2. Does the jump stay when the window is wider or narrower? Is there no jump at placebo (fake) cut-offs?</w:t>
             </w:r>
             <w:r>
               <w:rPr>
@@ -9506,7 +9665,7 @@
                 <w:szCs w:val="21"/>
                 <w:color w:val="000000"/>
               </w:rPr>
-              <w:t xml:space="preserve">3. Is the number of units smooth at the line?</w:t>
+              <w:t xml:space="preserve">3. Are there about the same number of units just above and just below the cut-off?</w:t>
             </w:r>
             <w:r>
               <w:rPr>
@@ -9532,7 +9691,7 @@
                 <w:szCs w:val="21"/>
                 <w:color w:val="000000"/>
               </w:rPr>
-              <w:t xml:space="preserve">4. Does anything else jump at the line?</w:t>
+              <w:t xml:space="preserve">4. Do other characteristics (such as size or manager age) change suddenly at the cut-off?</w:t>
             </w:r>
             <w:r>
               <w:rPr>
@@ -9558,7 +9717,7 @@
                 <w:szCs w:val="21"/>
                 <w:color w:val="000000"/>
               </w:rPr>
-              <w:t xml:space="preserve">5. Who is near the line, and does the estimate clear our rule for them?</w:t>
+              <w:t xml:space="preserve">5. Who is near the cut-off, and does the estimate meet our decision rule for them?</w:t>
             </w:r>
             <w:r>
               <w:rPr>
@@ -9597,7 +9756,7 @@
                 <w:szCs w:val="21"/>
                 <w:color w:val="000000"/>
               </w:rPr>
-              <w:t xml:space="preserve">On my desk, I will ask these about:</w:t>
+              <w:t xml:space="preserve">Back at work, I will ask these questions about:</w:t>
             </w:r>
             <w:r>
               <w:rPr>
@@ -9646,6 +9805,7 @@
           </w:tcPr>
           <w:p>
             <w:pPr>
+              <w:pStyle w:val="Normal"/>
               <w:jc w:val="left"/>
               <w:pBdr>
                 <w:bottom w:val="none" w:sz="0" w:space="0" w:color="000000"/>
@@ -9729,7 +9889,7 @@
                 <w:szCs w:val="21"/>
                 <w:color w:val="000000"/>
               </w:rPr>
-              <w:t xml:space="preserve">2. Does the jump survive other windows, and is there none at placebo cut-offs?</w:t>
+              <w:t xml:space="preserve">2. Does the jump stay when the window is wider or narrower? Is there no jump at placebo (fake) cut-offs?</w:t>
             </w:r>
             <w:r>
               <w:rPr>
@@ -9755,7 +9915,7 @@
                 <w:szCs w:val="21"/>
                 <w:color w:val="000000"/>
               </w:rPr>
-              <w:t xml:space="preserve">3. Is the number of units smooth at the line?</w:t>
+              <w:t xml:space="preserve">3. Are there about the same number of units just above and just below the cut-off?</w:t>
             </w:r>
             <w:r>
               <w:rPr>
@@ -9781,7 +9941,7 @@
                 <w:szCs w:val="21"/>
                 <w:color w:val="000000"/>
               </w:rPr>
-              <w:t xml:space="preserve">4. Does anything else jump at the line?</w:t>
+              <w:t xml:space="preserve">4. Do other characteristics (such as size or manager age) change suddenly at the cut-off?</w:t>
             </w:r>
             <w:r>
               <w:rPr>
@@ -9807,7 +9967,7 @@
                 <w:szCs w:val="21"/>
                 <w:color w:val="000000"/>
               </w:rPr>
-              <w:t xml:space="preserve">5. Who is near the line, and does the estimate clear our rule for them?</w:t>
+              <w:t xml:space="preserve">5. Who is near the cut-off, and does the estimate meet our decision rule for them?</w:t>
             </w:r>
             <w:r>
               <w:rPr>
@@ -9846,7 +10006,7 @@
                 <w:szCs w:val="21"/>
                 <w:color w:val="000000"/>
               </w:rPr>
-              <w:t xml:space="preserve">On my desk, I will ask these about:</w:t>
+              <w:t xml:space="preserve">Back at work, I will ask these questions about:</w:t>
             </w:r>
             <w:r>
               <w:rPr>
@@ -9881,7 +10041,6 @@
         <w:trPr>
           <w:trHeight w:val="3600" w:hRule="atLeast"/>
         </w:trPr>
-        body2
         <w:tc>
           <w:tcPr>
             <w:tcBorders>
@@ -9901,6 +10060,7 @@
           </w:tcPr>
           <w:p>
             <w:pPr>
+              <w:pStyle w:val="Normal"/>
               <w:jc w:val="left"/>
               <w:pBdr>
                 <w:bottom w:val="none" w:sz="0" w:space="0" w:color="000000"/>
@@ -9984,7 +10144,7 @@
                 <w:szCs w:val="21"/>
                 <w:color w:val="000000"/>
               </w:rPr>
-              <w:t xml:space="preserve">2. Does the jump survive other windows, and is there none at placebo cut-offs?</w:t>
+              <w:t xml:space="preserve">2. Does the jump stay when the window is wider or narrower? Is there no jump at placebo (fake) cut-offs?</w:t>
             </w:r>
             <w:r>
               <w:rPr>
@@ -10010,7 +10170,7 @@
                 <w:szCs w:val="21"/>
                 <w:color w:val="000000"/>
               </w:rPr>
-              <w:t xml:space="preserve">3. Is the number of units smooth at the line?</w:t>
+              <w:t xml:space="preserve">3. Are there about the same number of units just above and just below the cut-off?</w:t>
             </w:r>
             <w:r>
               <w:rPr>
@@ -10036,7 +10196,7 @@
                 <w:szCs w:val="21"/>
                 <w:color w:val="000000"/>
               </w:rPr>
-              <w:t xml:space="preserve">4. Does anything else jump at the line?</w:t>
+              <w:t xml:space="preserve">4. Do other characteristics (such as size or manager age) change suddenly at the cut-off?</w:t>
             </w:r>
             <w:r>
               <w:rPr>
@@ -10062,7 +10222,7 @@
                 <w:szCs w:val="21"/>
                 <w:color w:val="000000"/>
               </w:rPr>
-              <w:t xml:space="preserve">5. Who is near the line, and does the estimate clear our rule for them?</w:t>
+              <w:t xml:space="preserve">5. Who is near the cut-off, and does the estimate meet our decision rule for them?</w:t>
             </w:r>
             <w:r>
               <w:rPr>
@@ -10101,7 +10261,7 @@
                 <w:szCs w:val="21"/>
                 <w:color w:val="000000"/>
               </w:rPr>
-              <w:t xml:space="preserve">On my desk, I will ask these about:</w:t>
+              <w:t xml:space="preserve">Back at work, I will ask these questions about:</w:t>
             </w:r>
             <w:r>
               <w:rPr>
@@ -10150,6 +10310,7 @@
           </w:tcPr>
           <w:p>
             <w:pPr>
+              <w:pStyle w:val="Normal"/>
               <w:jc w:val="left"/>
               <w:pBdr>
                 <w:bottom w:val="none" w:sz="0" w:space="0" w:color="000000"/>
@@ -10233,7 +10394,7 @@
                 <w:szCs w:val="21"/>
                 <w:color w:val="000000"/>
               </w:rPr>
-              <w:t xml:space="preserve">2. Does the jump survive other windows, and is there none at placebo cut-offs?</w:t>
+              <w:t xml:space="preserve">2. Does the jump stay when the window is wider or narrower? Is there no jump at placebo (fake) cut-offs?</w:t>
             </w:r>
             <w:r>
               <w:rPr>
@@ -10259,7 +10420,7 @@
                 <w:szCs w:val="21"/>
                 <w:color w:val="000000"/>
               </w:rPr>
-              <w:t xml:space="preserve">3. Is the number of units smooth at the line?</w:t>
+              <w:t xml:space="preserve">3. Are there about the same number of units just above and just below the cut-off?</w:t>
             </w:r>
             <w:r>
               <w:rPr>
@@ -10285,7 +10446,7 @@
                 <w:szCs w:val="21"/>
                 <w:color w:val="000000"/>
               </w:rPr>
-              <w:t xml:space="preserve">4. Does anything else jump at the line?</w:t>
+              <w:t xml:space="preserve">4. Do other characteristics (such as size or manager age) change suddenly at the cut-off?</w:t>
             </w:r>
             <w:r>
               <w:rPr>
@@ -10311,7 +10472,7 @@
                 <w:szCs w:val="21"/>
                 <w:color w:val="000000"/>
               </w:rPr>
-              <w:t xml:space="preserve">5. Who is near the line, and does the estimate clear our rule for them?</w:t>
+              <w:t xml:space="preserve">5. Who is near the cut-off, and does the estimate meet our decision rule for them?</w:t>
             </w:r>
             <w:r>
               <w:rPr>
@@ -10350,7 +10511,7 @@
                 <w:szCs w:val="21"/>
                 <w:color w:val="000000"/>
               </w:rPr>
-              <w:t xml:space="preserve">On my desk, I will ask these about:</w:t>
+              <w:t xml:space="preserve">Back at work, I will ask these questions about:</w:t>
             </w:r>
             <w:r>
               <w:rPr>
@@ -10385,7 +10546,6 @@
         <w:trPr>
           <w:trHeight w:val="3600" w:hRule="atLeast"/>
         </w:trPr>
-        body3
         <w:tc>
           <w:tcPr>
             <w:tcBorders>
@@ -10405,6 +10565,7 @@
           </w:tcPr>
           <w:p>
             <w:pPr>
+              <w:pStyle w:val="Normal"/>
               <w:jc w:val="left"/>
               <w:pBdr>
                 <w:bottom w:val="none" w:sz="0" w:space="0" w:color="000000"/>
@@ -10488,7 +10649,7 @@
                 <w:szCs w:val="21"/>
                 <w:color w:val="000000"/>
               </w:rPr>
-              <w:t xml:space="preserve">2. Does the jump survive other windows, and is there none at placebo cut-offs?</w:t>
+              <w:t xml:space="preserve">2. Does the jump stay when the window is wider or narrower? Is there no jump at placebo (fake) cut-offs?</w:t>
             </w:r>
             <w:r>
               <w:rPr>
@@ -10514,7 +10675,7 @@
                 <w:szCs w:val="21"/>
                 <w:color w:val="000000"/>
               </w:rPr>
-              <w:t xml:space="preserve">3. Is the number of units smooth at the line?</w:t>
+              <w:t xml:space="preserve">3. Are there about the same number of units just above and just below the cut-off?</w:t>
             </w:r>
             <w:r>
               <w:rPr>
@@ -10540,7 +10701,7 @@
                 <w:szCs w:val="21"/>
                 <w:color w:val="000000"/>
               </w:rPr>
-              <w:t xml:space="preserve">4. Does anything else jump at the line?</w:t>
+              <w:t xml:space="preserve">4. Do other characteristics (such as size or manager age) change suddenly at the cut-off?</w:t>
             </w:r>
             <w:r>
               <w:rPr>
@@ -10566,7 +10727,7 @@
                 <w:szCs w:val="21"/>
                 <w:color w:val="000000"/>
               </w:rPr>
-              <w:t xml:space="preserve">5. Who is near the line, and does the estimate clear our rule for them?</w:t>
+              <w:t xml:space="preserve">5. Who is near the cut-off, and does the estimate meet our decision rule for them?</w:t>
             </w:r>
             <w:r>
               <w:rPr>
@@ -10605,7 +10766,7 @@
                 <w:szCs w:val="21"/>
                 <w:color w:val="000000"/>
               </w:rPr>
-              <w:t xml:space="preserve">On my desk, I will ask these about:</w:t>
+              <w:t xml:space="preserve">Back at work, I will ask these questions about:</w:t>
             </w:r>
             <w:r>
               <w:rPr>
@@ -10654,6 +10815,7 @@
           </w:tcPr>
           <w:p>
             <w:pPr>
+              <w:pStyle w:val="Normal"/>
               <w:jc w:val="left"/>
               <w:pBdr>
                 <w:bottom w:val="none" w:sz="0" w:space="0" w:color="000000"/>
@@ -10737,7 +10899,7 @@
                 <w:szCs w:val="21"/>
                 <w:color w:val="000000"/>
               </w:rPr>
-              <w:t xml:space="preserve">2. Does the jump survive other windows, and is there none at placebo cut-offs?</w:t>
+              <w:t xml:space="preserve">2. Does the jump stay when the window is wider or narrower? Is there no jump at placebo (fake) cut-offs?</w:t>
             </w:r>
             <w:r>
               <w:rPr>
@@ -10763,7 +10925,7 @@
                 <w:szCs w:val="21"/>
                 <w:color w:val="000000"/>
               </w:rPr>
-              <w:t xml:space="preserve">3. Is the number of units smooth at the line?</w:t>
+              <w:t xml:space="preserve">3. Are there about the same number of units just above and just below the cut-off?</w:t>
             </w:r>
             <w:r>
               <w:rPr>
@@ -10789,7 +10951,7 @@
                 <w:szCs w:val="21"/>
                 <w:color w:val="000000"/>
               </w:rPr>
-              <w:t xml:space="preserve">4. Does anything else jump at the line?</w:t>
+              <w:t xml:space="preserve">4. Do other characteristics (such as size or manager age) change suddenly at the cut-off?</w:t>
             </w:r>
             <w:r>
               <w:rPr>
@@ -10815,7 +10977,7 @@
                 <w:szCs w:val="21"/>
                 <w:color w:val="000000"/>
               </w:rPr>
-              <w:t xml:space="preserve">5. Who is near the line, and does the estimate clear our rule for them?</w:t>
+              <w:t xml:space="preserve">5. Who is near the cut-off, and does the estimate meet our decision rule for them?</w:t>
             </w:r>
             <w:r>
               <w:rPr>
@@ -10854,7 +11016,7 @@
                 <w:szCs w:val="21"/>
                 <w:color w:val="000000"/>
               </w:rPr>
-              <w:t xml:space="preserve">On my desk, I will ask these about:</w:t>
+              <w:t xml:space="preserve">Back at work, I will ask these questions about:</w:t>
             </w:r>
             <w:r>
               <w:rPr>

--- a/docs/handouts/Oct13_session2_handouts.docx
+++ b/docs/handouts/Oct13_session2_handouts.docx
@@ -98,7 +98,7 @@
           <w:szCs w:val="18"/>
           <w:color w:val="545860"/>
         </w:rPr>
-        <w:t xml:space="preserve">Fictional GreenWaste case | invented figures</w:t>
+        <w:t xml:space="preserve">GreenWaste is a fictional training case.</w:t>
       </w:r>
     </w:p>
     <w:p>
